--- a/Konzept - Lagerhaltung.docx
+++ b/Konzept - Lagerhaltung.docx
@@ -1341,6 +1341,602 @@
         <w:t>Tabellarische Konsolenausgabe in Main</w:t>
       </w:r>
     </w:p>
+    <w:p/>
+    <w:p>
+      <w:r>
+        <w:lastRenderedPageBreak/>
+        <w:t>Version 12:</w:t>
+      </w:r>
+    </w:p>
+    <w:p>
+      <w:pPr>
+        <w:pStyle w:val="Listenabsatz"/>
+        <w:numPr>
+          <w:ilvl w:val="0"/>
+          <w:numId w:val="1"/>
+        </w:numPr>
+      </w:pPr>
+      <w:r>
+        <w:t>Polymorphie: Einführung von PokemonCard:</w:t>
+      </w:r>
+    </w:p>
+    <w:p>
+      <w:pPr>
+        <w:pStyle w:val="Listenabsatz"/>
+        <w:numPr>
+          <w:ilvl w:val="1"/>
+          <w:numId w:val="1"/>
+        </w:numPr>
+      </w:pPr>
+      <w:r>
+        <w:t>PokemonCard extends Article nicht gut</w:t>
+      </w:r>
+    </w:p>
+    <w:p>
+      <w:pPr>
+        <w:pStyle w:val="Listenabsatz"/>
+        <w:numPr>
+          <w:ilvl w:val="1"/>
+          <w:numId w:val="1"/>
+        </w:numPr>
+      </w:pPr>
+      <w:r>
+        <w:t>Felder wie minimumStock sinnlos-&gt; Basisklasse zu speziell geschnitten</w:t>
+      </w:r>
+    </w:p>
+    <w:p>
+      <w:pPr>
+        <w:pStyle w:val="Listenabsatz"/>
+        <w:numPr>
+          <w:ilvl w:val="1"/>
+          <w:numId w:val="1"/>
+        </w:numPr>
+      </w:pPr>
+      <w:r>
+        <w:t>-&gt; Abstrakte Oberklasse BaseArticle</w:t>
+      </w:r>
+    </w:p>
+    <w:p>
+      <w:pPr>
+        <w:pStyle w:val="Listenabsatz"/>
+        <w:numPr>
+          <w:ilvl w:val="1"/>
+          <w:numId w:val="1"/>
+        </w:numPr>
+      </w:pPr>
+      <w:r>
+        <w:t>-&gt; Gemeinsame Felder: name, id, price, stock</w:t>
+      </w:r>
+    </w:p>
+    <w:p>
+      <w:pPr>
+        <w:pStyle w:val="Listenabsatz"/>
+        <w:numPr>
+          <w:ilvl w:val="1"/>
+          <w:numId w:val="1"/>
+        </w:numPr>
+      </w:pPr>
+      <w:r>
+        <w:t>-&gt; Gemeinsame Methoden: Getter, increaseStock(), decreaseStock()</w:t>
+      </w:r>
+    </w:p>
+    <w:p>
+      <w:pPr>
+        <w:pStyle w:val="Listenabsatz"/>
+        <w:numPr>
+          <w:ilvl w:val="1"/>
+          <w:numId w:val="1"/>
+        </w:numPr>
+      </w:pPr>
+      <w:r>
+        <w:t>-&gt;Neu: BaseArticle.java, PokemonCard.java und HoloType.java</w:t>
+      </w:r>
+    </w:p>
+    <w:p>
+      <w:pPr>
+        <w:pStyle w:val="Listenabsatz"/>
+        <w:numPr>
+          <w:ilvl w:val="1"/>
+          <w:numId w:val="1"/>
+        </w:numPr>
+      </w:pPr>
+      <w:r>
+        <w:t>-&gt; Anpassung der JUnit Test</w:t>
+      </w:r>
+    </w:p>
+    <w:p>
+      <w:pPr>
+        <w:pStyle w:val="Listenabsatz"/>
+        <w:numPr>
+          <w:ilvl w:val="0"/>
+          <w:numId w:val="1"/>
+        </w:numPr>
+      </w:pPr>
+      <w:r>
+        <w:t>Vererbung sauber eingebaut</w:t>
+      </w:r>
+    </w:p>
+    <w:p>
+      <w:pPr>
+        <w:pStyle w:val="Listenabsatz"/>
+        <w:numPr>
+          <w:ilvl w:val="0"/>
+          <w:numId w:val="1"/>
+        </w:numPr>
+      </w:pPr>
+      <w:r>
+        <w:t>Enums für HoloType und CardCondition</w:t>
+      </w:r>
+    </w:p>
+    <w:p>
+      <w:pPr>
+        <w:pStyle w:val="Listenabsatz"/>
+        <w:numPr>
+          <w:ilvl w:val="0"/>
+          <w:numId w:val="1"/>
+        </w:numPr>
+      </w:pPr>
+      <w:r>
+        <w:t>Polymophes Inventory</w:t>
+      </w:r>
+    </w:p>
+    <w:p>
+      <w:pPr>
+        <w:pStyle w:val="Listenabsatz"/>
+        <w:numPr>
+          <w:ilvl w:val="0"/>
+          <w:numId w:val="1"/>
+        </w:numPr>
+      </w:pPr>
+      <w:r>
+        <w:t>37 grüne Tests</w:t>
+      </w:r>
+    </w:p>
+    <w:p>
+      <w:pPr>
+        <w:pStyle w:val="Listenabsatz"/>
+        <w:numPr>
+          <w:ilvl w:val="0"/>
+          <w:numId w:val="1"/>
+        </w:numPr>
+      </w:pPr>
+      <w:r>
+        <w:t>Sprache, und First Edition hinzugefügt.</w:t>
+      </w:r>
+    </w:p>
+    <w:p/>
+    <w:tbl>
+      <w:tblPr>
+        <w:tblW w:w="5000" w:type="pct"/>
+        <w:tblCellMar>
+          <w:top w:w="15" w:type="dxa"/>
+          <w:left w:w="15" w:type="dxa"/>
+          <w:bottom w:w="15" w:type="dxa"/>
+          <w:right w:w="15" w:type="dxa"/>
+        </w:tblCellMar>
+        <w:tblLook w:val="04A0" w:firstRow="1" w:lastRow="0" w:firstColumn="1" w:lastColumn="0" w:noHBand="0" w:noVBand="1"/>
+      </w:tblPr>
+      <w:tblGrid>
+        <w:gridCol w:w="1329"/>
+        <w:gridCol w:w="3078"/>
+        <w:gridCol w:w="4649"/>
+      </w:tblGrid>
+      <w:tr>
+        <w:trPr>
+          <w:tblHeader/>
+        </w:trPr>
+        <w:tc>
+          <w:tcPr>
+            <w:tcW w:w="0" w:type="auto"/>
+            <w:tcBorders>
+              <w:top w:val="single" w:sz="6" w:space="0" w:color="DDDDDD"/>
+              <w:left w:val="single" w:sz="6" w:space="0" w:color="DDDDDD"/>
+              <w:bottom w:val="single" w:sz="6" w:space="0" w:color="DDDDDD"/>
+              <w:right w:val="single" w:sz="6" w:space="0" w:color="DDDDDD"/>
+            </w:tcBorders>
+            <w:shd w:val="clear" w:color="auto" w:fill="F2F2F2"/>
+            <w:tcMar>
+              <w:top w:w="120" w:type="dxa"/>
+              <w:left w:w="120" w:type="dxa"/>
+              <w:bottom w:w="120" w:type="dxa"/>
+              <w:right w:w="120" w:type="dxa"/>
+            </w:tcMar>
+            <w:vAlign w:val="center"/>
+            <w:hideMark/>
+          </w:tcPr>
+          <w:p>
+            <w:pPr>
+              <w:rPr>
+                <w:b/>
+                <w:bCs/>
+              </w:rPr>
+            </w:pPr>
+            <w:r>
+              <w:rPr>
+                <w:b/>
+                <w:bCs/>
+              </w:rPr>
+              <w:t>Schritt</w:t>
+            </w:r>
+          </w:p>
+        </w:tc>
+        <w:tc>
+          <w:tcPr>
+            <w:tcW w:w="0" w:type="auto"/>
+            <w:tcBorders>
+              <w:top w:val="single" w:sz="6" w:space="0" w:color="DDDDDD"/>
+              <w:left w:val="single" w:sz="6" w:space="0" w:color="DDDDDD"/>
+              <w:bottom w:val="single" w:sz="6" w:space="0" w:color="DDDDDD"/>
+              <w:right w:val="single" w:sz="6" w:space="0" w:color="DDDDDD"/>
+            </w:tcBorders>
+            <w:shd w:val="clear" w:color="auto" w:fill="F2F2F2"/>
+            <w:tcMar>
+              <w:top w:w="120" w:type="dxa"/>
+              <w:left w:w="120" w:type="dxa"/>
+              <w:bottom w:w="120" w:type="dxa"/>
+              <w:right w:w="120" w:type="dxa"/>
+            </w:tcMar>
+            <w:vAlign w:val="center"/>
+            <w:hideMark/>
+          </w:tcPr>
+          <w:p>
+            <w:pPr>
+              <w:rPr>
+                <w:b/>
+                <w:bCs/>
+              </w:rPr>
+            </w:pPr>
+            <w:r>
+              <w:rPr>
+                <w:b/>
+                <w:bCs/>
+              </w:rPr>
+              <w:t>Empfehlung</w:t>
+            </w:r>
+          </w:p>
+        </w:tc>
+        <w:tc>
+          <w:tcPr>
+            <w:tcW w:w="0" w:type="auto"/>
+            <w:tcBorders>
+              <w:top w:val="single" w:sz="6" w:space="0" w:color="DDDDDD"/>
+              <w:left w:val="single" w:sz="6" w:space="0" w:color="DDDDDD"/>
+              <w:bottom w:val="single" w:sz="6" w:space="0" w:color="DDDDDD"/>
+              <w:right w:val="single" w:sz="6" w:space="0" w:color="DDDDDD"/>
+            </w:tcBorders>
+            <w:shd w:val="clear" w:color="auto" w:fill="F2F2F2"/>
+            <w:tcMar>
+              <w:top w:w="120" w:type="dxa"/>
+              <w:left w:w="120" w:type="dxa"/>
+              <w:bottom w:w="120" w:type="dxa"/>
+              <w:right w:w="120" w:type="dxa"/>
+            </w:tcMar>
+            <w:vAlign w:val="center"/>
+            <w:hideMark/>
+          </w:tcPr>
+          <w:p>
+            <w:pPr>
+              <w:rPr>
+                <w:b/>
+                <w:bCs/>
+              </w:rPr>
+            </w:pPr>
+            <w:r>
+              <w:rPr>
+                <w:b/>
+                <w:bCs/>
+              </w:rPr>
+              <w:t>Warum</w:t>
+            </w:r>
+          </w:p>
+        </w:tc>
+      </w:tr>
+      <w:tr>
+        <w:tc>
+          <w:tcPr>
+            <w:tcW w:w="0" w:type="auto"/>
+            <w:tcBorders>
+              <w:top w:val="single" w:sz="6" w:space="0" w:color="DDDDDD"/>
+              <w:left w:val="single" w:sz="6" w:space="0" w:color="DDDDDD"/>
+              <w:bottom w:val="single" w:sz="6" w:space="0" w:color="DDDDDD"/>
+              <w:right w:val="single" w:sz="6" w:space="0" w:color="DDDDDD"/>
+            </w:tcBorders>
+            <w:tcMar>
+              <w:top w:w="120" w:type="dxa"/>
+              <w:left w:w="120" w:type="dxa"/>
+              <w:bottom w:w="120" w:type="dxa"/>
+              <w:right w:w="120" w:type="dxa"/>
+            </w:tcMar>
+            <w:vAlign w:val="center"/>
+            <w:hideMark/>
+          </w:tcPr>
+          <w:p>
+            <w:r>
+              <w:t>Jetzt</w:t>
+            </w:r>
+          </w:p>
+        </w:tc>
+        <w:tc>
+          <w:tcPr>
+            <w:tcW w:w="0" w:type="auto"/>
+            <w:tcBorders>
+              <w:top w:val="single" w:sz="6" w:space="0" w:color="DDDDDD"/>
+              <w:left w:val="single" w:sz="6" w:space="0" w:color="DDDDDD"/>
+              <w:bottom w:val="single" w:sz="6" w:space="0" w:color="DDDDDD"/>
+              <w:right w:val="single" w:sz="6" w:space="0" w:color="DDDDDD"/>
+            </w:tcBorders>
+            <w:tcMar>
+              <w:top w:w="120" w:type="dxa"/>
+              <w:left w:w="120" w:type="dxa"/>
+              <w:bottom w:w="120" w:type="dxa"/>
+              <w:right w:w="120" w:type="dxa"/>
+            </w:tcMar>
+            <w:vAlign w:val="center"/>
+            <w:hideMark/>
+          </w:tcPr>
+          <w:p>
+            <w:r>
+              <w:t>Konsolenprojekt fertig stabilisieren</w:t>
+            </w:r>
+          </w:p>
+        </w:tc>
+        <w:tc>
+          <w:tcPr>
+            <w:tcW w:w="0" w:type="auto"/>
+            <w:tcBorders>
+              <w:top w:val="single" w:sz="6" w:space="0" w:color="DDDDDD"/>
+              <w:left w:val="single" w:sz="6" w:space="0" w:color="DDDDDD"/>
+              <w:bottom w:val="single" w:sz="6" w:space="0" w:color="DDDDDD"/>
+              <w:right w:val="single" w:sz="6" w:space="0" w:color="DDDDDD"/>
+            </w:tcBorders>
+            <w:tcMar>
+              <w:top w:w="120" w:type="dxa"/>
+              <w:left w:w="120" w:type="dxa"/>
+              <w:bottom w:w="120" w:type="dxa"/>
+              <w:right w:w="120" w:type="dxa"/>
+            </w:tcMar>
+            <w:vAlign w:val="center"/>
+            <w:hideMark/>
+          </w:tcPr>
+          <w:p>
+            <w:r>
+              <w:t>Geringe Komplexität, gutes OOP-Lernen</w:t>
+            </w:r>
+          </w:p>
+        </w:tc>
+      </w:tr>
+      <w:tr>
+        <w:tc>
+          <w:tcPr>
+            <w:tcW w:w="0" w:type="auto"/>
+            <w:tcBorders>
+              <w:top w:val="single" w:sz="6" w:space="0" w:color="DDDDDD"/>
+              <w:left w:val="single" w:sz="6" w:space="0" w:color="DDDDDD"/>
+              <w:bottom w:val="single" w:sz="6" w:space="0" w:color="DDDDDD"/>
+              <w:right w:val="single" w:sz="6" w:space="0" w:color="DDDDDD"/>
+            </w:tcBorders>
+            <w:tcMar>
+              <w:top w:w="120" w:type="dxa"/>
+              <w:left w:w="120" w:type="dxa"/>
+              <w:bottom w:w="120" w:type="dxa"/>
+              <w:right w:w="120" w:type="dxa"/>
+            </w:tcMar>
+            <w:vAlign w:val="center"/>
+            <w:hideMark/>
+          </w:tcPr>
+          <w:p>
+            <w:r>
+              <w:t>Danach</w:t>
+            </w:r>
+          </w:p>
+        </w:tc>
+        <w:tc>
+          <w:tcPr>
+            <w:tcW w:w="0" w:type="auto"/>
+            <w:tcBorders>
+              <w:top w:val="single" w:sz="6" w:space="0" w:color="DDDDDD"/>
+              <w:left w:val="single" w:sz="6" w:space="0" w:color="DDDDDD"/>
+              <w:bottom w:val="single" w:sz="6" w:space="0" w:color="DDDDDD"/>
+              <w:right w:val="single" w:sz="6" w:space="0" w:color="DDDDDD"/>
+            </w:tcBorders>
+            <w:tcMar>
+              <w:top w:w="120" w:type="dxa"/>
+              <w:left w:w="120" w:type="dxa"/>
+              <w:bottom w:w="120" w:type="dxa"/>
+              <w:right w:w="120" w:type="dxa"/>
+            </w:tcMar>
+            <w:vAlign w:val="center"/>
+            <w:hideMark/>
+          </w:tcPr>
+          <w:p>
+            <w:r>
+              <w:t>SQLite oder H2 einführen</w:t>
+            </w:r>
+          </w:p>
+        </w:tc>
+        <w:tc>
+          <w:tcPr>
+            <w:tcW w:w="0" w:type="auto"/>
+            <w:tcBorders>
+              <w:top w:val="single" w:sz="6" w:space="0" w:color="DDDDDD"/>
+              <w:left w:val="single" w:sz="6" w:space="0" w:color="DDDDDD"/>
+              <w:bottom w:val="single" w:sz="6" w:space="0" w:color="DDDDDD"/>
+              <w:right w:val="single" w:sz="6" w:space="0" w:color="DDDDDD"/>
+            </w:tcBorders>
+            <w:tcMar>
+              <w:top w:w="120" w:type="dxa"/>
+              <w:left w:w="120" w:type="dxa"/>
+              <w:bottom w:w="120" w:type="dxa"/>
+              <w:right w:w="120" w:type="dxa"/>
+            </w:tcMar>
+            <w:vAlign w:val="center"/>
+            <w:hideMark/>
+          </w:tcPr>
+          <w:p>
+            <w:r>
+              <w:t>Einfacher Datenbank-Einstieg ohne Server builder.ai2sql+1</w:t>
+            </w:r>
+          </w:p>
+        </w:tc>
+      </w:tr>
+      <w:tr>
+        <w:tc>
+          <w:tcPr>
+            <w:tcW w:w="0" w:type="auto"/>
+            <w:tcBorders>
+              <w:top w:val="single" w:sz="6" w:space="0" w:color="DDDDDD"/>
+              <w:left w:val="single" w:sz="6" w:space="0" w:color="DDDDDD"/>
+              <w:bottom w:val="single" w:sz="6" w:space="0" w:color="DDDDDD"/>
+              <w:right w:val="single" w:sz="6" w:space="0" w:color="DDDDDD"/>
+            </w:tcBorders>
+            <w:tcMar>
+              <w:top w:w="120" w:type="dxa"/>
+              <w:left w:w="120" w:type="dxa"/>
+              <w:bottom w:w="120" w:type="dxa"/>
+              <w:right w:w="120" w:type="dxa"/>
+            </w:tcMar>
+            <w:vAlign w:val="center"/>
+            <w:hideMark/>
+          </w:tcPr>
+          <w:p>
+            <w:r>
+              <w:t>Später</w:t>
+            </w:r>
+          </w:p>
+        </w:tc>
+        <w:tc>
+          <w:tcPr>
+            <w:tcW w:w="0" w:type="auto"/>
+            <w:tcBorders>
+              <w:top w:val="single" w:sz="6" w:space="0" w:color="DDDDDD"/>
+              <w:left w:val="single" w:sz="6" w:space="0" w:color="DDDDDD"/>
+              <w:bottom w:val="single" w:sz="6" w:space="0" w:color="DDDDDD"/>
+              <w:right w:val="single" w:sz="6" w:space="0" w:color="DDDDDD"/>
+            </w:tcBorders>
+            <w:tcMar>
+              <w:top w:w="120" w:type="dxa"/>
+              <w:left w:w="120" w:type="dxa"/>
+              <w:bottom w:w="120" w:type="dxa"/>
+              <w:right w:w="120" w:type="dxa"/>
+            </w:tcMar>
+            <w:vAlign w:val="center"/>
+            <w:hideMark/>
+          </w:tcPr>
+          <w:p>
+            <w:r>
+              <w:t>Spring Boot REST API</w:t>
+            </w:r>
+          </w:p>
+        </w:tc>
+        <w:tc>
+          <w:tcPr>
+            <w:tcW w:w="0" w:type="auto"/>
+            <w:tcBorders>
+              <w:top w:val="single" w:sz="6" w:space="0" w:color="DDDDDD"/>
+              <w:left w:val="single" w:sz="6" w:space="0" w:color="DDDDDD"/>
+              <w:bottom w:val="single" w:sz="6" w:space="0" w:color="DDDDDD"/>
+              <w:right w:val="single" w:sz="6" w:space="0" w:color="DDDDDD"/>
+            </w:tcBorders>
+            <w:tcMar>
+              <w:top w:w="120" w:type="dxa"/>
+              <w:left w:w="120" w:type="dxa"/>
+              <w:bottom w:w="120" w:type="dxa"/>
+              <w:right w:w="120" w:type="dxa"/>
+            </w:tcMar>
+            <w:vAlign w:val="center"/>
+            <w:hideMark/>
+          </w:tcPr>
+          <w:p>
+            <w:r>
+              <w:t xml:space="preserve">Sauberer Übergang von Konsole zu Backend </w:t>
+            </w:r>
+            <w:hyperlink r:id="rId7" w:tgtFrame="_blank" w:history="1">
+              <w:r>
+                <w:rPr>
+                  <w:rStyle w:val="Hyperlink"/>
+                </w:rPr>
+                <w:t>baeldung</w:t>
+              </w:r>
+            </w:hyperlink>
+          </w:p>
+        </w:tc>
+      </w:tr>
+      <w:tr>
+        <w:tc>
+          <w:tcPr>
+            <w:tcW w:w="0" w:type="auto"/>
+            <w:tcBorders>
+              <w:top w:val="single" w:sz="6" w:space="0" w:color="DDDDDD"/>
+              <w:left w:val="single" w:sz="6" w:space="0" w:color="DDDDDD"/>
+              <w:bottom w:val="single" w:sz="6" w:space="0" w:color="DDDDDD"/>
+              <w:right w:val="single" w:sz="6" w:space="0" w:color="DDDDDD"/>
+            </w:tcBorders>
+            <w:tcMar>
+              <w:top w:w="120" w:type="dxa"/>
+              <w:left w:w="120" w:type="dxa"/>
+              <w:bottom w:w="120" w:type="dxa"/>
+              <w:right w:w="120" w:type="dxa"/>
+            </w:tcMar>
+            <w:vAlign w:val="center"/>
+            <w:hideMark/>
+          </w:tcPr>
+          <w:p>
+            <w:r>
+              <w:t>Noch später</w:t>
+            </w:r>
+          </w:p>
+        </w:tc>
+        <w:tc>
+          <w:tcPr>
+            <w:tcW w:w="0" w:type="auto"/>
+            <w:tcBorders>
+              <w:top w:val="single" w:sz="6" w:space="0" w:color="DDDDDD"/>
+              <w:left w:val="single" w:sz="6" w:space="0" w:color="DDDDDD"/>
+              <w:bottom w:val="single" w:sz="6" w:space="0" w:color="DDDDDD"/>
+              <w:right w:val="single" w:sz="6" w:space="0" w:color="DDDDDD"/>
+            </w:tcBorders>
+            <w:tcMar>
+              <w:top w:w="120" w:type="dxa"/>
+              <w:left w:w="120" w:type="dxa"/>
+              <w:bottom w:w="120" w:type="dxa"/>
+              <w:right w:w="120" w:type="dxa"/>
+            </w:tcMar>
+            <w:vAlign w:val="center"/>
+            <w:hideMark/>
+          </w:tcPr>
+          <w:p>
+            <w:r>
+              <w:t>Angular oder andere Web-UI</w:t>
+            </w:r>
+          </w:p>
+        </w:tc>
+        <w:tc>
+          <w:tcPr>
+            <w:tcW w:w="0" w:type="auto"/>
+            <w:tcBorders>
+              <w:top w:val="single" w:sz="6" w:space="0" w:color="DDDDDD"/>
+              <w:left w:val="single" w:sz="6" w:space="0" w:color="DDDDDD"/>
+              <w:bottom w:val="single" w:sz="6" w:space="0" w:color="DDDDDD"/>
+              <w:right w:val="single" w:sz="6" w:space="0" w:color="DDDDDD"/>
+            </w:tcBorders>
+            <w:tcMar>
+              <w:top w:w="120" w:type="dxa"/>
+              <w:left w:w="120" w:type="dxa"/>
+              <w:bottom w:w="120" w:type="dxa"/>
+              <w:right w:w="120" w:type="dxa"/>
+            </w:tcMar>
+            <w:vAlign w:val="center"/>
+            <w:hideMark/>
+          </w:tcPr>
+          <w:p>
+            <w:r>
+              <w:t>Erst sinnvoll, wenn API und Datenmodell klar sind angular+1</w:t>
+            </w:r>
+          </w:p>
+        </w:tc>
+      </w:tr>
+    </w:tbl>
+    <w:p/>
     <w:sectPr>
       <w:pgSz w:w="11906" w:h="16838"/>
       <w:pgMar w:top="1417" w:right="1417" w:bottom="1134" w:left="1417" w:header="708" w:footer="708" w:gutter="0"/>
@@ -1349,6 +1945,56 @@
     </w:sectPr>
   </w:body>
 </w:document>
+</file>
+
+<file path=word/endnotes.xml><?xml version="1.0" encoding="utf-8"?>
+<w:endnotes xmlns:wpc="http://schemas.microsoft.com/office/word/2010/wordprocessingCanvas" xmlns:cx="http://schemas.microsoft.com/office/drawing/2014/chartex" xmlns:cx1="http://schemas.microsoft.com/office/drawing/2015/9/8/chartex" xmlns:cx2="http://schemas.microsoft.com/office/drawing/2015/10/21/chartex" xmlns:cx3="http://schemas.microsoft.com/office/drawing/2016/5/9/chartex" xmlns:cx4="http://schemas.microsoft.com/office/drawing/2016/5/10/chartex" xmlns:cx5="http://schemas.microsoft.com/office/drawing/2016/5/11/chartex" xmlns:cx6="http://schemas.microsoft.com/office/drawing/2016/5/12/chartex" xmlns:cx7="http://schemas.microsoft.com/office/drawing/2016/5/13/chartex" xmlns:cx8="http://schemas.microsoft.com/office/drawing/2016/5/14/chartex" xmlns:mc="http://schemas.openxmlformats.org/markup-compatibility/2006" xmlns:aink="http://schemas.microsoft.com/office/drawing/2016/ink" xmlns:am3d="http://schemas.microsoft.com/office/drawing/2017/model3d" xmlns:o="urn:schemas-microsoft-com:office:office" xmlns:oel="http://schemas.microsoft.com/office/2019/extlst" xmlns:r="http://schemas.openxmlformats.org/officeDocument/2006/relationships" xmlns:m="http://schemas.openxmlformats.org/officeDocument/2006/math" xmlns:v="urn:schemas-microsoft-com:vml" xmlns:wp14="http://schemas.microsoft.com/office/word/2010/wordprocessingDrawing" xmlns:wp="http://schemas.openxmlformats.org/drawingml/2006/wordprocessingDrawing" xmlns:w10="urn:schemas-microsoft-com:office:word" xmlns:w="http://schemas.openxmlformats.org/wordprocessingml/2006/main" xmlns:w14="http://schemas.microsoft.com/office/word/2010/wordml" xmlns:w15="http://schemas.microsoft.com/office/word/2012/wordml" xmlns:w16cex="http://schemas.microsoft.com/office/word/2018/wordml/cex" xmlns:w16cid="http://schemas.microsoft.com/office/word/2016/wordml/cid" xmlns:w16="http://schemas.microsoft.com/office/word/2018/wordml" xmlns:w16du="http://schemas.microsoft.com/office/word/2023/wordml/word16du" xmlns:w16sdtdh="http://schemas.microsoft.com/office/word/2020/wordml/sdtdatahash" xmlns:w16sdtfl="http://schemas.microsoft.com/office/word/2024/wordml/sdtformatlock" xmlns:w16se="http://schemas.microsoft.com/office/word/2015/wordml/symex" xmlns:wpg="http://schemas.microsoft.com/office/word/2010/wordprocessingGroup" xmlns:wpi="http://schemas.microsoft.com/office/word/2010/wordprocessingInk" xmlns:wne="http://schemas.microsoft.com/office/word/2006/wordml" xmlns:wps="http://schemas.microsoft.com/office/word/2010/wordprocessingShape" mc:Ignorable="w14 w15 w16se w16cid w16 w16cex w16sdtdh w16sdtfl w16du wp14">
+  <w:endnote w:type="separator" w:id="-1">
+    <w:p>
+      <w:pPr>
+        <w:spacing w:after="0" w:line="240" w:lineRule="auto"/>
+      </w:pPr>
+      <w:r>
+        <w:separator/>
+      </w:r>
+    </w:p>
+  </w:endnote>
+  <w:endnote w:type="continuationSeparator" w:id="0">
+    <w:p>
+      <w:pPr>
+        <w:spacing w:after="0" w:line="240" w:lineRule="auto"/>
+      </w:pPr>
+      <w:r>
+        <w:continuationSeparator/>
+      </w:r>
+    </w:p>
+  </w:endnote>
+</w:endnotes>
+</file>
+
+<file path=word/footnotes.xml><?xml version="1.0" encoding="utf-8"?>
+<w:footnotes xmlns:wpc="http://schemas.microsoft.com/office/word/2010/wordprocessingCanvas" xmlns:cx="http://schemas.microsoft.com/office/drawing/2014/chartex" xmlns:cx1="http://schemas.microsoft.com/office/drawing/2015/9/8/chartex" xmlns:cx2="http://schemas.microsoft.com/office/drawing/2015/10/21/chartex" xmlns:cx3="http://schemas.microsoft.com/office/drawing/2016/5/9/chartex" xmlns:cx4="http://schemas.microsoft.com/office/drawing/2016/5/10/chartex" xmlns:cx5="http://schemas.microsoft.com/office/drawing/2016/5/11/chartex" xmlns:cx6="http://schemas.microsoft.com/office/drawing/2016/5/12/chartex" xmlns:cx7="http://schemas.microsoft.com/office/drawing/2016/5/13/chartex" xmlns:cx8="http://schemas.microsoft.com/office/drawing/2016/5/14/chartex" xmlns:mc="http://schemas.openxmlformats.org/markup-compatibility/2006" xmlns:aink="http://schemas.microsoft.com/office/drawing/2016/ink" xmlns:am3d="http://schemas.microsoft.com/office/drawing/2017/model3d" xmlns:o="urn:schemas-microsoft-com:office:office" xmlns:oel="http://schemas.microsoft.com/office/2019/extlst" xmlns:r="http://schemas.openxmlformats.org/officeDocument/2006/relationships" xmlns:m="http://schemas.openxmlformats.org/officeDocument/2006/math" xmlns:v="urn:schemas-microsoft-com:vml" xmlns:wp14="http://schemas.microsoft.com/office/word/2010/wordprocessingDrawing" xmlns:wp="http://schemas.openxmlformats.org/drawingml/2006/wordprocessingDrawing" xmlns:w10="urn:schemas-microsoft-com:office:word" xmlns:w="http://schemas.openxmlformats.org/wordprocessingml/2006/main" xmlns:w14="http://schemas.microsoft.com/office/word/2010/wordml" xmlns:w15="http://schemas.microsoft.com/office/word/2012/wordml" xmlns:w16cex="http://schemas.microsoft.com/office/word/2018/wordml/cex" xmlns:w16cid="http://schemas.microsoft.com/office/word/2016/wordml/cid" xmlns:w16="http://schemas.microsoft.com/office/word/2018/wordml" xmlns:w16du="http://schemas.microsoft.com/office/word/2023/wordml/word16du" xmlns:w16sdtdh="http://schemas.microsoft.com/office/word/2020/wordml/sdtdatahash" xmlns:w16sdtfl="http://schemas.microsoft.com/office/word/2024/wordml/sdtformatlock" xmlns:w16se="http://schemas.microsoft.com/office/word/2015/wordml/symex" xmlns:wpg="http://schemas.microsoft.com/office/word/2010/wordprocessingGroup" xmlns:wpi="http://schemas.microsoft.com/office/word/2010/wordprocessingInk" xmlns:wne="http://schemas.microsoft.com/office/word/2006/wordml" xmlns:wps="http://schemas.microsoft.com/office/word/2010/wordprocessingShape" mc:Ignorable="w14 w15 w16se w16cid w16 w16cex w16sdtdh w16sdtfl w16du wp14">
+  <w:footnote w:type="separator" w:id="-1">
+    <w:p>
+      <w:pPr>
+        <w:spacing w:after="0" w:line="240" w:lineRule="auto"/>
+      </w:pPr>
+      <w:r>
+        <w:separator/>
+      </w:r>
+    </w:p>
+  </w:footnote>
+  <w:footnote w:type="continuationSeparator" w:id="0">
+    <w:p>
+      <w:pPr>
+        <w:spacing w:after="0" w:line="240" w:lineRule="auto"/>
+      </w:pPr>
+      <w:r>
+        <w:continuationSeparator/>
+      </w:r>
+    </w:p>
+  </w:footnote>
+</w:footnotes>
 </file>
 
 <file path=word/numbering.xml><?xml version="1.0" encoding="utf-8"?>
@@ -2539,6 +3185,73 @@
       <w:spacing w:val="5"/>
     </w:rPr>
   </w:style>
+  <w:style w:type="paragraph" w:styleId="Kopfzeile">
+    <w:name w:val="header"/>
+    <w:basedOn w:val="Standard"/>
+    <w:link w:val="KopfzeileZchn"/>
+    <w:uiPriority w:val="99"/>
+    <w:unhideWhenUsed/>
+    <w:rsid w:val="003862FF"/>
+    <w:pPr>
+      <w:tabs>
+        <w:tab w:val="center" w:pos="4536"/>
+        <w:tab w:val="right" w:pos="9072"/>
+      </w:tabs>
+      <w:spacing w:after="0" w:line="240" w:lineRule="auto"/>
+    </w:pPr>
+  </w:style>
+  <w:style w:type="character" w:customStyle="1" w:styleId="KopfzeileZchn">
+    <w:name w:val="Kopfzeile Zchn"/>
+    <w:basedOn w:val="Absatz-Standardschriftart"/>
+    <w:link w:val="Kopfzeile"/>
+    <w:uiPriority w:val="99"/>
+    <w:rsid w:val="003862FF"/>
+  </w:style>
+  <w:style w:type="paragraph" w:styleId="Fuzeile">
+    <w:name w:val="footer"/>
+    <w:basedOn w:val="Standard"/>
+    <w:link w:val="FuzeileZchn"/>
+    <w:uiPriority w:val="99"/>
+    <w:unhideWhenUsed/>
+    <w:rsid w:val="003862FF"/>
+    <w:pPr>
+      <w:tabs>
+        <w:tab w:val="center" w:pos="4536"/>
+        <w:tab w:val="right" w:pos="9072"/>
+      </w:tabs>
+      <w:spacing w:after="0" w:line="240" w:lineRule="auto"/>
+    </w:pPr>
+  </w:style>
+  <w:style w:type="character" w:customStyle="1" w:styleId="FuzeileZchn">
+    <w:name w:val="Fußzeile Zchn"/>
+    <w:basedOn w:val="Absatz-Standardschriftart"/>
+    <w:link w:val="Fuzeile"/>
+    <w:uiPriority w:val="99"/>
+    <w:rsid w:val="003862FF"/>
+  </w:style>
+  <w:style w:type="character" w:styleId="Hyperlink">
+    <w:name w:val="Hyperlink"/>
+    <w:basedOn w:val="Absatz-Standardschriftart"/>
+    <w:uiPriority w:val="99"/>
+    <w:unhideWhenUsed/>
+    <w:rsid w:val="001D759D"/>
+    <w:rPr>
+      <w:color w:val="467886" w:themeColor="hyperlink"/>
+      <w:u w:val="single"/>
+    </w:rPr>
+  </w:style>
+  <w:style w:type="character" w:styleId="NichtaufgelsteErwhnung">
+    <w:name w:val="Unresolved Mention"/>
+    <w:basedOn w:val="Absatz-Standardschriftart"/>
+    <w:uiPriority w:val="99"/>
+    <w:semiHidden/>
+    <w:unhideWhenUsed/>
+    <w:rsid w:val="001D759D"/>
+    <w:rPr>
+      <w:color w:val="605E5C"/>
+      <w:shd w:val="clear" w:color="auto" w:fill="E1DFDD"/>
+    </w:rPr>
+  </w:style>
 </w:styles>
 </file>
 

--- a/Konzept - Lagerhaltung.docx
+++ b/Konzept - Lagerhaltung.docx
@@ -50,8 +50,13 @@
           <w:numId w:val="1"/>
         </w:numPr>
       </w:pPr>
-      <w:r>
-        <w:t>Nach Name oder Artikelnummer suchen</w:t>
+      <w:proofErr w:type="gramStart"/>
+      <w:r>
+        <w:t>Nach Name</w:t>
+      </w:r>
+      <w:proofErr w:type="gramEnd"/>
+      <w:r>
+        <w:t xml:space="preserve"> oder Artikelnummer suchen</w:t>
       </w:r>
     </w:p>
     <w:p>
@@ -122,9 +127,11 @@
           <w:numId w:val="1"/>
         </w:numPr>
       </w:pPr>
+      <w:proofErr w:type="spellStart"/>
       <w:r>
         <w:t>Bewegungprotokoll</w:t>
       </w:r>
+      <w:proofErr w:type="spellEnd"/>
     </w:p>
     <w:p>
       <w:pPr>
@@ -170,107 +177,249 @@
           <w:numId w:val="1"/>
         </w:numPr>
       </w:pPr>
-      <w:r>
-        <w:t>Article : ein einzelner Artikel</w:t>
-      </w:r>
-    </w:p>
-    <w:p>
-      <w:pPr>
-        <w:pStyle w:val="Listenabsatz"/>
-        <w:numPr>
-          <w:ilvl w:val="0"/>
-          <w:numId w:val="1"/>
-        </w:numPr>
-      </w:pPr>
-      <w:r>
-        <w:t>Inventory : verwaltet die Artikelliste</w:t>
-      </w:r>
-    </w:p>
-    <w:p>
-      <w:pPr>
-        <w:pStyle w:val="Listenabsatz"/>
-        <w:numPr>
-          <w:ilvl w:val="0"/>
-          <w:numId w:val="1"/>
-        </w:numPr>
-      </w:pPr>
-      <w:r>
-        <w:t>StockMovement : optional später für Zugänge/Abgänge</w:t>
-      </w:r>
-    </w:p>
-    <w:p>
-      <w:pPr>
-        <w:pStyle w:val="Listenabsatz"/>
-        <w:numPr>
-          <w:ilvl w:val="0"/>
-          <w:numId w:val="1"/>
-        </w:numPr>
-      </w:pPr>
-      <w:r>
-        <w:t>ConsoleMenu : Benutzereingaben und Menüführung</w:t>
-      </w:r>
-    </w:p>
-    <w:p>
-      <w:pPr>
-        <w:pStyle w:val="Listenabsatz"/>
-        <w:numPr>
-          <w:ilvl w:val="0"/>
-          <w:numId w:val="1"/>
-        </w:numPr>
-      </w:pPr>
-      <w:r>
-        <w:t>Main : Startpunkt des Programms</w:t>
+      <w:proofErr w:type="spellStart"/>
+      <w:proofErr w:type="gramStart"/>
+      <w:r>
+        <w:t>Article</w:t>
+      </w:r>
+      <w:proofErr w:type="spellEnd"/>
+      <w:r>
+        <w:t xml:space="preserve"> :</w:t>
+      </w:r>
+      <w:proofErr w:type="gramEnd"/>
+      <w:r>
+        <w:t xml:space="preserve"> ein einzelner Artikel</w:t>
+      </w:r>
+    </w:p>
+    <w:p>
+      <w:pPr>
+        <w:pStyle w:val="Listenabsatz"/>
+        <w:numPr>
+          <w:ilvl w:val="0"/>
+          <w:numId w:val="1"/>
+        </w:numPr>
+      </w:pPr>
+      <w:proofErr w:type="spellStart"/>
+      <w:proofErr w:type="gramStart"/>
+      <w:r>
+        <w:t>Inventory</w:t>
+      </w:r>
+      <w:proofErr w:type="spellEnd"/>
+      <w:r>
+        <w:t xml:space="preserve"> :</w:t>
+      </w:r>
+      <w:proofErr w:type="gramEnd"/>
+      <w:r>
+        <w:t xml:space="preserve"> verwaltet die Artikelliste</w:t>
+      </w:r>
+    </w:p>
+    <w:p>
+      <w:pPr>
+        <w:pStyle w:val="Listenabsatz"/>
+        <w:numPr>
+          <w:ilvl w:val="0"/>
+          <w:numId w:val="1"/>
+        </w:numPr>
+      </w:pPr>
+      <w:proofErr w:type="spellStart"/>
+      <w:proofErr w:type="gramStart"/>
+      <w:r>
+        <w:t>StockMovement</w:t>
+      </w:r>
+      <w:proofErr w:type="spellEnd"/>
+      <w:r>
+        <w:t xml:space="preserve"> :</w:t>
+      </w:r>
+      <w:proofErr w:type="gramEnd"/>
+      <w:r>
+        <w:t xml:space="preserve"> optional später für Zugänge/Abgänge</w:t>
+      </w:r>
+    </w:p>
+    <w:p>
+      <w:pPr>
+        <w:pStyle w:val="Listenabsatz"/>
+        <w:numPr>
+          <w:ilvl w:val="0"/>
+          <w:numId w:val="1"/>
+        </w:numPr>
+      </w:pPr>
+      <w:proofErr w:type="spellStart"/>
+      <w:proofErr w:type="gramStart"/>
+      <w:r>
+        <w:t>ConsoleMenu</w:t>
+      </w:r>
+      <w:proofErr w:type="spellEnd"/>
+      <w:r>
+        <w:t xml:space="preserve"> :</w:t>
+      </w:r>
+      <w:proofErr w:type="gramEnd"/>
+      <w:r>
+        <w:t xml:space="preserve"> Benutzereingaben und Menüführung</w:t>
+      </w:r>
+    </w:p>
+    <w:p>
+      <w:pPr>
+        <w:pStyle w:val="Listenabsatz"/>
+        <w:numPr>
+          <w:ilvl w:val="0"/>
+          <w:numId w:val="1"/>
+        </w:numPr>
+      </w:pPr>
+      <w:proofErr w:type="gramStart"/>
+      <w:r>
+        <w:t>Main :</w:t>
+      </w:r>
+      <w:proofErr w:type="gramEnd"/>
+      <w:r>
+        <w:t xml:space="preserve"> Startpunkt des Programms</w:t>
       </w:r>
     </w:p>
     <w:p/>
     <w:p/>
     <w:p>
-      <w:r>
-        <w:t>Article:</w:t>
-      </w:r>
-    </w:p>
-    <w:p>
-      <w:pPr>
-        <w:pStyle w:val="Listenabsatz"/>
-        <w:numPr>
-          <w:ilvl w:val="0"/>
-          <w:numId w:val="1"/>
-        </w:numPr>
-      </w:pPr>
-      <w:r>
-        <w:t>Variablen: articleName, articleID, articlePrice, stock, minimumStock</w:t>
-      </w:r>
-    </w:p>
-    <w:p>
-      <w:pPr>
-        <w:pStyle w:val="Listenabsatz"/>
-        <w:numPr>
-          <w:ilvl w:val="0"/>
-          <w:numId w:val="1"/>
-        </w:numPr>
-      </w:pPr>
-      <w:r>
-        <w:t>Inhalt: Felder, Konstruktor, Getter, toString()</w:t>
+      <w:proofErr w:type="spellStart"/>
+      <w:r>
+        <w:t>Article</w:t>
+      </w:r>
+      <w:proofErr w:type="spellEnd"/>
+      <w:r>
+        <w:t>:</w:t>
+      </w:r>
+    </w:p>
+    <w:p>
+      <w:pPr>
+        <w:pStyle w:val="Listenabsatz"/>
+        <w:numPr>
+          <w:ilvl w:val="0"/>
+          <w:numId w:val="1"/>
+        </w:numPr>
+      </w:pPr>
+      <w:r>
+        <w:t xml:space="preserve">Variablen: </w:t>
+      </w:r>
+      <w:proofErr w:type="spellStart"/>
+      <w:r>
+        <w:t>articleName</w:t>
+      </w:r>
+      <w:proofErr w:type="spellEnd"/>
+      <w:r>
+        <w:t xml:space="preserve">, </w:t>
+      </w:r>
+      <w:proofErr w:type="spellStart"/>
+      <w:r>
+        <w:t>articleID</w:t>
+      </w:r>
+      <w:proofErr w:type="spellEnd"/>
+      <w:r>
+        <w:t xml:space="preserve">, </w:t>
+      </w:r>
+      <w:proofErr w:type="spellStart"/>
+      <w:r>
+        <w:t>articlePrice</w:t>
+      </w:r>
+      <w:proofErr w:type="spellEnd"/>
+      <w:r>
+        <w:t xml:space="preserve">, stock, </w:t>
+      </w:r>
+      <w:proofErr w:type="spellStart"/>
+      <w:r>
+        <w:t>minimumStock</w:t>
+      </w:r>
+      <w:proofErr w:type="spellEnd"/>
+    </w:p>
+    <w:p>
+      <w:pPr>
+        <w:pStyle w:val="Listenabsatz"/>
+        <w:numPr>
+          <w:ilvl w:val="0"/>
+          <w:numId w:val="1"/>
+        </w:numPr>
+      </w:pPr>
+      <w:r>
+        <w:t xml:space="preserve">Inhalt: Felder, Konstruktor, Getter, </w:t>
+      </w:r>
+      <w:proofErr w:type="spellStart"/>
+      <w:proofErr w:type="gramStart"/>
+      <w:r>
+        <w:t>toString</w:t>
+      </w:r>
+      <w:proofErr w:type="spellEnd"/>
+      <w:r>
+        <w:t>(</w:t>
+      </w:r>
+      <w:proofErr w:type="gramEnd"/>
+      <w:r>
+        <w:t>)</w:t>
       </w:r>
     </w:p>
     <w:p/>
     <w:p/>
     <w:p>
-      <w:r>
-        <w:t>Inventory:</w:t>
-      </w:r>
-    </w:p>
-    <w:p>
-      <w:pPr>
-        <w:pStyle w:val="Listenabsatz"/>
-        <w:numPr>
-          <w:ilvl w:val="0"/>
-          <w:numId w:val="1"/>
-        </w:numPr>
-      </w:pPr>
-      <w:r>
-        <w:t>Methoden: getArticle, getAllArticles, getArticleByNumber, getArticleByName, changeStock, getLowStockItems</w:t>
-      </w:r>
+      <w:proofErr w:type="spellStart"/>
+      <w:r>
+        <w:t>Inventory</w:t>
+      </w:r>
+      <w:proofErr w:type="spellEnd"/>
+      <w:r>
+        <w:t>:</w:t>
+      </w:r>
+    </w:p>
+    <w:p>
+      <w:pPr>
+        <w:pStyle w:val="Listenabsatz"/>
+        <w:numPr>
+          <w:ilvl w:val="0"/>
+          <w:numId w:val="1"/>
+        </w:numPr>
+      </w:pPr>
+      <w:r>
+        <w:t xml:space="preserve">Methoden: </w:t>
+      </w:r>
+      <w:proofErr w:type="spellStart"/>
+      <w:r>
+        <w:t>getArticle</w:t>
+      </w:r>
+      <w:proofErr w:type="spellEnd"/>
+      <w:r>
+        <w:t xml:space="preserve">, </w:t>
+      </w:r>
+      <w:proofErr w:type="spellStart"/>
+      <w:r>
+        <w:t>getAllArticles</w:t>
+      </w:r>
+      <w:proofErr w:type="spellEnd"/>
+      <w:r>
+        <w:t xml:space="preserve">, </w:t>
+      </w:r>
+      <w:proofErr w:type="spellStart"/>
+      <w:r>
+        <w:t>getArticleByNumber</w:t>
+      </w:r>
+      <w:proofErr w:type="spellEnd"/>
+      <w:r>
+        <w:t xml:space="preserve">, </w:t>
+      </w:r>
+      <w:proofErr w:type="spellStart"/>
+      <w:r>
+        <w:t>getArticleByName</w:t>
+      </w:r>
+      <w:proofErr w:type="spellEnd"/>
+      <w:r>
+        <w:t xml:space="preserve">, </w:t>
+      </w:r>
+      <w:proofErr w:type="spellStart"/>
+      <w:r>
+        <w:t>changeStock</w:t>
+      </w:r>
+      <w:proofErr w:type="spellEnd"/>
+      <w:r>
+        <w:t xml:space="preserve">, </w:t>
+      </w:r>
+      <w:proofErr w:type="spellStart"/>
+      <w:r>
+        <w:t>getLowStockItems</w:t>
+      </w:r>
+      <w:proofErr w:type="spellEnd"/>
     </w:p>
     <w:p>
       <w:pPr>
@@ -285,21 +434,71 @@
       </w:r>
     </w:p>
     <w:p>
-      <w:r>
-        <w:t>ConsoleMenu:</w:t>
-      </w:r>
-    </w:p>
-    <w:p>
-      <w:pPr>
-        <w:pStyle w:val="Listenabsatz"/>
-        <w:numPr>
-          <w:ilvl w:val="0"/>
-          <w:numId w:val="1"/>
-        </w:numPr>
-      </w:pPr>
-      <w:r>
-        <w:t>Methoden: showMenu, processInput, handleAddArticle, handleListAll, handleSearch, handleStockChange</w:t>
-      </w:r>
+      <w:proofErr w:type="spellStart"/>
+      <w:r>
+        <w:t>ConsoleMenu</w:t>
+      </w:r>
+      <w:proofErr w:type="spellEnd"/>
+      <w:r>
+        <w:t>:</w:t>
+      </w:r>
+    </w:p>
+    <w:p>
+      <w:pPr>
+        <w:pStyle w:val="Listenabsatz"/>
+        <w:numPr>
+          <w:ilvl w:val="0"/>
+          <w:numId w:val="1"/>
+        </w:numPr>
+      </w:pPr>
+      <w:r>
+        <w:t xml:space="preserve">Methoden: </w:t>
+      </w:r>
+      <w:proofErr w:type="spellStart"/>
+      <w:r>
+        <w:t>showMenu</w:t>
+      </w:r>
+      <w:proofErr w:type="spellEnd"/>
+      <w:r>
+        <w:t xml:space="preserve">, </w:t>
+      </w:r>
+      <w:proofErr w:type="spellStart"/>
+      <w:r>
+        <w:t>processInput</w:t>
+      </w:r>
+      <w:proofErr w:type="spellEnd"/>
+      <w:r>
+        <w:t xml:space="preserve">, </w:t>
+      </w:r>
+      <w:proofErr w:type="spellStart"/>
+      <w:r>
+        <w:t>handleAddArticle</w:t>
+      </w:r>
+      <w:proofErr w:type="spellEnd"/>
+      <w:r>
+        <w:t xml:space="preserve">, </w:t>
+      </w:r>
+      <w:proofErr w:type="spellStart"/>
+      <w:r>
+        <w:t>handleListAll</w:t>
+      </w:r>
+      <w:proofErr w:type="spellEnd"/>
+      <w:r>
+        <w:t xml:space="preserve">, </w:t>
+      </w:r>
+      <w:proofErr w:type="spellStart"/>
+      <w:r>
+        <w:t>handleSearch</w:t>
+      </w:r>
+      <w:proofErr w:type="spellEnd"/>
+      <w:r>
+        <w:t xml:space="preserve">, </w:t>
+      </w:r>
+      <w:proofErr w:type="spellStart"/>
+      <w:r>
+        <w:t>handleStockChange</w:t>
+      </w:r>
+      <w:proofErr w:type="spellEnd"/>
     </w:p>
     <w:p/>
     <w:p>
@@ -352,7 +551,15 @@
         </w:numPr>
       </w:pPr>
       <w:r>
-        <w:t>New Article aufrufen</w:t>
+        <w:t xml:space="preserve">New </w:t>
+      </w:r>
+      <w:proofErr w:type="spellStart"/>
+      <w:r>
+        <w:t>Article</w:t>
+      </w:r>
+      <w:proofErr w:type="spellEnd"/>
+      <w:r>
+        <w:t xml:space="preserve"> aufrufen</w:t>
       </w:r>
     </w:p>
     <w:p>
@@ -381,7 +588,20 @@
     </w:p>
     <w:p>
       <w:r>
-        <w:t xml:space="preserve">- getStock() fliegt raus </w:t>
+        <w:t xml:space="preserve">- </w:t>
+      </w:r>
+      <w:proofErr w:type="spellStart"/>
+      <w:proofErr w:type="gramStart"/>
+      <w:r>
+        <w:t>getStock</w:t>
+      </w:r>
+      <w:proofErr w:type="spellEnd"/>
+      <w:r>
+        <w:t>(</w:t>
+      </w:r>
+      <w:proofErr w:type="gramEnd"/>
+      <w:r>
+        <w:t xml:space="preserve">) fliegt raus </w:t>
       </w:r>
     </w:p>
     <w:p>
@@ -392,13 +612,65 @@
     <w:p>
       <w:r>
         <w:tab/>
-        <w:t>- increaseStock(int amount)</w:t>
+        <w:t xml:space="preserve">- </w:t>
+      </w:r>
+      <w:proofErr w:type="spellStart"/>
+      <w:proofErr w:type="gramStart"/>
+      <w:r>
+        <w:t>increaseStock</w:t>
+      </w:r>
+      <w:proofErr w:type="spellEnd"/>
+      <w:r>
+        <w:t>(</w:t>
+      </w:r>
+      <w:proofErr w:type="spellStart"/>
+      <w:proofErr w:type="gramEnd"/>
+      <w:r>
+        <w:t>int</w:t>
+      </w:r>
+      <w:proofErr w:type="spellEnd"/>
+      <w:r>
+        <w:t xml:space="preserve"> </w:t>
+      </w:r>
+      <w:proofErr w:type="spellStart"/>
+      <w:r>
+        <w:t>amount</w:t>
+      </w:r>
+      <w:proofErr w:type="spellEnd"/>
+      <w:r>
+        <w:t>)</w:t>
       </w:r>
     </w:p>
     <w:p>
       <w:r>
         <w:tab/>
-        <w:t>-decreaseStock(int amount)</w:t>
+        <w:t>-</w:t>
+      </w:r>
+      <w:proofErr w:type="spellStart"/>
+      <w:proofErr w:type="gramStart"/>
+      <w:r>
+        <w:t>decreaseStock</w:t>
+      </w:r>
+      <w:proofErr w:type="spellEnd"/>
+      <w:r>
+        <w:t>(</w:t>
+      </w:r>
+      <w:proofErr w:type="spellStart"/>
+      <w:proofErr w:type="gramEnd"/>
+      <w:r>
+        <w:t>int</w:t>
+      </w:r>
+      <w:proofErr w:type="spellEnd"/>
+      <w:r>
+        <w:t xml:space="preserve"> </w:t>
+      </w:r>
+      <w:proofErr w:type="spellStart"/>
+      <w:r>
+        <w:t>amount</w:t>
+      </w:r>
+      <w:proofErr w:type="spellEnd"/>
+      <w:r>
+        <w:t>)</w:t>
       </w:r>
     </w:p>
     <w:p>
@@ -442,7 +714,31 @@
     </w:p>
     <w:p>
       <w:r>
-        <w:t>Für das Löschen aus einer ArrayList gibt es übliche Ansätze wie Suchen per ID und anschließendes Entfernen, und für Textdateien werden in Java häufig BufferedWriter und BufferedReader genutzt, um zeilenweise zu schreiben und zu lesen.</w:t>
+        <w:t>Für das Löschen aus einer </w:t>
+      </w:r>
+      <w:proofErr w:type="spellStart"/>
+      <w:r>
+        <w:t>ArrayList</w:t>
+      </w:r>
+      <w:proofErr w:type="spellEnd"/>
+      <w:r>
+        <w:t> gibt es übliche Ansätze wie Suchen per ID und anschließendes Entfernen, und für Textdateien werden in Java häufig </w:t>
+      </w:r>
+      <w:proofErr w:type="spellStart"/>
+      <w:r>
+        <w:t>BufferedWriter</w:t>
+      </w:r>
+      <w:proofErr w:type="spellEnd"/>
+      <w:r>
+        <w:t> und </w:t>
+      </w:r>
+      <w:proofErr w:type="spellStart"/>
+      <w:r>
+        <w:t>BufferedReader</w:t>
+      </w:r>
+      <w:proofErr w:type="spellEnd"/>
+      <w:r>
+        <w:t> genutzt, um zeilenweise zu schreiben und zu lesen.</w:t>
       </w:r>
     </w:p>
     <w:p>
@@ -484,7 +780,15 @@
         </w:numPr>
       </w:pPr>
       <w:r>
-        <w:t>Artikel aus Texdatei laden</w:t>
+        <w:t xml:space="preserve">Artikel aus </w:t>
+      </w:r>
+      <w:proofErr w:type="spellStart"/>
+      <w:r>
+        <w:t>Texdatei</w:t>
+      </w:r>
+      <w:proofErr w:type="spellEnd"/>
+      <w:r>
+        <w:t xml:space="preserve"> laden</w:t>
       </w:r>
     </w:p>
     <w:p/>
@@ -507,8 +811,13 @@
         </w:numPr>
       </w:pPr>
       <w:r>
-        <w:t>Neue Klasse StockMovement</w:t>
-      </w:r>
+        <w:t xml:space="preserve">Neue Klasse </w:t>
+      </w:r>
+      <w:proofErr w:type="spellStart"/>
+      <w:r>
+        <w:t>StockMovement</w:t>
+      </w:r>
+      <w:proofErr w:type="spellEnd"/>
     </w:p>
     <w:p>
       <w:pPr>
@@ -562,56 +871,106 @@
           <w:numId w:val="1"/>
         </w:numPr>
       </w:pPr>
-      <w:r>
-        <w:t>getTimestamp()</w:t>
-      </w:r>
-    </w:p>
-    <w:p>
-      <w:pPr>
-        <w:pStyle w:val="Listenabsatz"/>
-        <w:numPr>
-          <w:ilvl w:val="0"/>
-          <w:numId w:val="1"/>
-        </w:numPr>
-      </w:pPr>
-      <w:r>
-        <w:t>getArticleID()</w:t>
-      </w:r>
-    </w:p>
-    <w:p>
-      <w:pPr>
-        <w:pStyle w:val="Listenabsatz"/>
-        <w:numPr>
-          <w:ilvl w:val="0"/>
-          <w:numId w:val="1"/>
-        </w:numPr>
-      </w:pPr>
-      <w:r>
-        <w:t>getArticleName()</w:t>
-      </w:r>
-    </w:p>
-    <w:p>
-      <w:pPr>
-        <w:pStyle w:val="Listenabsatz"/>
-        <w:numPr>
-          <w:ilvl w:val="0"/>
-          <w:numId w:val="1"/>
-        </w:numPr>
-      </w:pPr>
-      <w:r>
-        <w:t>getMovementType()</w:t>
-      </w:r>
-    </w:p>
-    <w:p>
-      <w:pPr>
-        <w:pStyle w:val="Listenabsatz"/>
-        <w:numPr>
-          <w:ilvl w:val="0"/>
-          <w:numId w:val="1"/>
-        </w:numPr>
-      </w:pPr>
-      <w:r>
-        <w:t>getAmount()</w:t>
+      <w:proofErr w:type="spellStart"/>
+      <w:proofErr w:type="gramStart"/>
+      <w:r>
+        <w:t>getTimestamp</w:t>
+      </w:r>
+      <w:proofErr w:type="spellEnd"/>
+      <w:r>
+        <w:t>(</w:t>
+      </w:r>
+      <w:proofErr w:type="gramEnd"/>
+      <w:r>
+        <w:t>)</w:t>
+      </w:r>
+    </w:p>
+    <w:p>
+      <w:pPr>
+        <w:pStyle w:val="Listenabsatz"/>
+        <w:numPr>
+          <w:ilvl w:val="0"/>
+          <w:numId w:val="1"/>
+        </w:numPr>
+      </w:pPr>
+      <w:proofErr w:type="spellStart"/>
+      <w:proofErr w:type="gramStart"/>
+      <w:r>
+        <w:t>getArticleID</w:t>
+      </w:r>
+      <w:proofErr w:type="spellEnd"/>
+      <w:r>
+        <w:t>(</w:t>
+      </w:r>
+      <w:proofErr w:type="gramEnd"/>
+      <w:r>
+        <w:t>)</w:t>
+      </w:r>
+    </w:p>
+    <w:p>
+      <w:pPr>
+        <w:pStyle w:val="Listenabsatz"/>
+        <w:numPr>
+          <w:ilvl w:val="0"/>
+          <w:numId w:val="1"/>
+        </w:numPr>
+      </w:pPr>
+      <w:proofErr w:type="spellStart"/>
+      <w:proofErr w:type="gramStart"/>
+      <w:r>
+        <w:t>getArticleName</w:t>
+      </w:r>
+      <w:proofErr w:type="spellEnd"/>
+      <w:r>
+        <w:t>(</w:t>
+      </w:r>
+      <w:proofErr w:type="gramEnd"/>
+      <w:r>
+        <w:t>)</w:t>
+      </w:r>
+    </w:p>
+    <w:p>
+      <w:pPr>
+        <w:pStyle w:val="Listenabsatz"/>
+        <w:numPr>
+          <w:ilvl w:val="0"/>
+          <w:numId w:val="1"/>
+        </w:numPr>
+      </w:pPr>
+      <w:proofErr w:type="spellStart"/>
+      <w:proofErr w:type="gramStart"/>
+      <w:r>
+        <w:t>getMovementType</w:t>
+      </w:r>
+      <w:proofErr w:type="spellEnd"/>
+      <w:r>
+        <w:t>(</w:t>
+      </w:r>
+      <w:proofErr w:type="gramEnd"/>
+      <w:r>
+        <w:t>)</w:t>
+      </w:r>
+    </w:p>
+    <w:p>
+      <w:pPr>
+        <w:pStyle w:val="Listenabsatz"/>
+        <w:numPr>
+          <w:ilvl w:val="0"/>
+          <w:numId w:val="1"/>
+        </w:numPr>
+      </w:pPr>
+      <w:proofErr w:type="spellStart"/>
+      <w:proofErr w:type="gramStart"/>
+      <w:r>
+        <w:t>getAmount</w:t>
+      </w:r>
+      <w:proofErr w:type="spellEnd"/>
+      <w:r>
+        <w:t>(</w:t>
+      </w:r>
+      <w:proofErr w:type="gramEnd"/>
+      <w:r>
+        <w:t>)</w:t>
       </w:r>
     </w:p>
     <w:p/>
@@ -641,7 +1000,15 @@
         </w:numPr>
       </w:pPr>
       <w:r>
-        <w:t>Zeitstempel wird beim Laden Korrekt in LocalDateTime umgewandelt</w:t>
+        <w:t xml:space="preserve">Zeitstempel wird beim Laden Korrekt in </w:t>
+      </w:r>
+      <w:proofErr w:type="spellStart"/>
+      <w:r>
+        <w:t>LocalDateTime</w:t>
+      </w:r>
+      <w:proofErr w:type="spellEnd"/>
+      <w:r>
+        <w:t xml:space="preserve"> umgewandelt</w:t>
       </w:r>
     </w:p>
     <w:p>
@@ -665,7 +1032,15 @@
         </w:numPr>
       </w:pPr>
       <w:r>
-        <w:t>Klasse StockMovement bekommt zwei Konstruktoren:</w:t>
+        <w:t xml:space="preserve">Klasse </w:t>
+      </w:r>
+      <w:proofErr w:type="spellStart"/>
+      <w:r>
+        <w:t>StockMovement</w:t>
+      </w:r>
+      <w:proofErr w:type="spellEnd"/>
+      <w:r>
+        <w:t xml:space="preserve"> bekommt zwei Konstruktoren:</w:t>
       </w:r>
     </w:p>
     <w:p>
@@ -677,7 +1052,20 @@
         </w:numPr>
       </w:pPr>
       <w:r>
-        <w:t>Einen für neue Buchungen mit LocalDateTime.now()</w:t>
+        <w:t xml:space="preserve">Einen für neue Buchungen mit </w:t>
+      </w:r>
+      <w:proofErr w:type="spellStart"/>
+      <w:proofErr w:type="gramStart"/>
+      <w:r>
+        <w:t>LocalDateTime.now</w:t>
+      </w:r>
+      <w:proofErr w:type="spellEnd"/>
+      <w:r>
+        <w:t>(</w:t>
+      </w:r>
+      <w:proofErr w:type="gramEnd"/>
+      <w:r>
+        <w:t>)</w:t>
       </w:r>
     </w:p>
     <w:p>
@@ -718,45 +1106,113 @@
           <w:numId w:val="1"/>
         </w:numPr>
       </w:pPr>
-      <w:r>
-        <w:t>Enum ist besser: MovementType.ZUGANG und MovementType.ABGANG)</w:t>
-      </w:r>
-    </w:p>
-    <w:p>
-      <w:pPr>
-        <w:pStyle w:val="Listenabsatz"/>
-        <w:numPr>
-          <w:ilvl w:val="0"/>
-          <w:numId w:val="1"/>
-        </w:numPr>
-      </w:pPr>
-      <w:r>
-        <w:t>StockMovement-&gt;nicht mehr String sondern MovementType</w:t>
-      </w:r>
-    </w:p>
-    <w:p>
-      <w:pPr>
-        <w:pStyle w:val="Listenabsatz"/>
-        <w:numPr>
-          <w:ilvl w:val="0"/>
-          <w:numId w:val="1"/>
-        </w:numPr>
-      </w:pPr>
+      <w:proofErr w:type="spellStart"/>
+      <w:r>
+        <w:t>Enum</w:t>
+      </w:r>
+      <w:proofErr w:type="spellEnd"/>
+      <w:r>
+        <w:t xml:space="preserve"> ist besser: </w:t>
+      </w:r>
+      <w:proofErr w:type="spellStart"/>
+      <w:r>
+        <w:t>MovementType.ZUGANG</w:t>
+      </w:r>
+      <w:proofErr w:type="spellEnd"/>
+      <w:r>
+        <w:t xml:space="preserve"> und </w:t>
+      </w:r>
+      <w:proofErr w:type="spellStart"/>
+      <w:r>
+        <w:t>MovementType.ABGANG</w:t>
+      </w:r>
+      <w:proofErr w:type="spellEnd"/>
+      <w:r>
+        <w:t>)</w:t>
+      </w:r>
+    </w:p>
+    <w:p>
+      <w:pPr>
+        <w:pStyle w:val="Listenabsatz"/>
+        <w:numPr>
+          <w:ilvl w:val="0"/>
+          <w:numId w:val="1"/>
+        </w:numPr>
+      </w:pPr>
+      <w:proofErr w:type="spellStart"/>
+      <w:r>
+        <w:t>StockMovement</w:t>
+      </w:r>
+      <w:proofErr w:type="spellEnd"/>
+      <w:r>
+        <w:t xml:space="preserve">-&gt;nicht mehr </w:t>
+      </w:r>
+      <w:proofErr w:type="gramStart"/>
+      <w:r>
+        <w:t>String</w:t>
+      </w:r>
+      <w:proofErr w:type="gramEnd"/>
+      <w:r>
+        <w:t xml:space="preserve"> sondern </w:t>
+      </w:r>
+      <w:proofErr w:type="spellStart"/>
+      <w:r>
+        <w:t>MovementType</w:t>
+      </w:r>
+      <w:proofErr w:type="spellEnd"/>
+    </w:p>
+    <w:p>
+      <w:pPr>
+        <w:pStyle w:val="Listenabsatz"/>
+        <w:numPr>
+          <w:ilvl w:val="0"/>
+          <w:numId w:val="1"/>
+        </w:numPr>
+      </w:pPr>
+      <w:proofErr w:type="spellStart"/>
       <w:r>
         <w:lastRenderedPageBreak/>
-        <w:t>Inventory-&gt;Beim Erzeugen der Bewegungen das Enum verwenden</w:t>
-      </w:r>
-    </w:p>
-    <w:p>
-      <w:pPr>
-        <w:pStyle w:val="Listenabsatz"/>
-        <w:numPr>
-          <w:ilvl w:val="0"/>
-          <w:numId w:val="1"/>
-        </w:numPr>
-      </w:pPr>
-      <w:r>
-        <w:t>Beim Speichern/Laden in der Datei movementType.name() und MovementType.valueOf(..) verwenden</w:t>
+        <w:t>Inventory</w:t>
+      </w:r>
+      <w:proofErr w:type="spellEnd"/>
+      <w:r>
+        <w:t xml:space="preserve">-&gt;Beim Erzeugen der Bewegungen das </w:t>
+      </w:r>
+      <w:proofErr w:type="spellStart"/>
+      <w:r>
+        <w:t>Enum</w:t>
+      </w:r>
+      <w:proofErr w:type="spellEnd"/>
+      <w:r>
+        <w:t xml:space="preserve"> verwenden</w:t>
+      </w:r>
+    </w:p>
+    <w:p>
+      <w:pPr>
+        <w:pStyle w:val="Listenabsatz"/>
+        <w:numPr>
+          <w:ilvl w:val="0"/>
+          <w:numId w:val="1"/>
+        </w:numPr>
+      </w:pPr>
+      <w:r>
+        <w:t xml:space="preserve">Beim Speichern/Laden in der Datei </w:t>
+      </w:r>
+      <w:proofErr w:type="gramStart"/>
+      <w:r>
+        <w:t>movementType.name(</w:t>
+      </w:r>
+      <w:proofErr w:type="gramEnd"/>
+      <w:r>
+        <w:t xml:space="preserve">) und </w:t>
+      </w:r>
+      <w:proofErr w:type="spellStart"/>
+      <w:r>
+        <w:t>MovementType.valueOf</w:t>
+      </w:r>
+      <w:proofErr w:type="spellEnd"/>
+      <w:r>
+        <w:t>(..) verwenden</w:t>
       </w:r>
     </w:p>
     <w:p>
@@ -787,9 +1243,27 @@
           <w:numId w:val="1"/>
         </w:numPr>
       </w:pPr>
-      <w:r>
-        <w:t>InputHelper Klasse um Wiederholungen in Main zu vermeiden. Umstrukturieren ohne Verhaltensänderung -&gt; Refactoring</w:t>
-      </w:r>
+      <w:proofErr w:type="spellStart"/>
+      <w:r>
+        <w:t>InputHelper</w:t>
+      </w:r>
+      <w:proofErr w:type="spellEnd"/>
+      <w:r>
+        <w:t xml:space="preserve"> </w:t>
+      </w:r>
+      <w:proofErr w:type="gramStart"/>
+      <w:r>
+        <w:t>Klasse</w:t>
+      </w:r>
+      <w:proofErr w:type="gramEnd"/>
+      <w:r>
+        <w:t xml:space="preserve"> um Wiederholungen in Main zu vermeiden. Umstrukturieren ohne Verhaltensänderung -&gt; </w:t>
+      </w:r>
+      <w:proofErr w:type="spellStart"/>
+      <w:r>
+        <w:t>Refactoring</w:t>
+      </w:r>
+      <w:proofErr w:type="spellEnd"/>
     </w:p>
     <w:p>
       <w:pPr>
@@ -811,8 +1285,18 @@
           <w:numId w:val="1"/>
         </w:numPr>
       </w:pPr>
-      <w:r>
-        <w:t>readInt()</w:t>
+      <w:proofErr w:type="spellStart"/>
+      <w:proofErr w:type="gramStart"/>
+      <w:r>
+        <w:t>readInt</w:t>
+      </w:r>
+      <w:proofErr w:type="spellEnd"/>
+      <w:r>
+        <w:t>(</w:t>
+      </w:r>
+      <w:proofErr w:type="gramEnd"/>
+      <w:r>
+        <w:t>)</w:t>
       </w:r>
     </w:p>
     <w:p>
@@ -823,8 +1307,18 @@
           <w:numId w:val="1"/>
         </w:numPr>
       </w:pPr>
-      <w:r>
-        <w:t>readPositiveInt()</w:t>
+      <w:proofErr w:type="spellStart"/>
+      <w:proofErr w:type="gramStart"/>
+      <w:r>
+        <w:t>readPositiveInt</w:t>
+      </w:r>
+      <w:proofErr w:type="spellEnd"/>
+      <w:r>
+        <w:t>(</w:t>
+      </w:r>
+      <w:proofErr w:type="gramEnd"/>
+      <w:r>
+        <w:t>)</w:t>
       </w:r>
     </w:p>
     <w:p>
@@ -835,8 +1329,18 @@
           <w:numId w:val="1"/>
         </w:numPr>
       </w:pPr>
-      <w:r>
-        <w:t>readBigDecimal()</w:t>
+      <w:proofErr w:type="spellStart"/>
+      <w:proofErr w:type="gramStart"/>
+      <w:r>
+        <w:t>readBigDecimal</w:t>
+      </w:r>
+      <w:proofErr w:type="spellEnd"/>
+      <w:r>
+        <w:t>(</w:t>
+      </w:r>
+      <w:proofErr w:type="gramEnd"/>
+      <w:r>
+        <w:t>)</w:t>
       </w:r>
     </w:p>
     <w:p>
@@ -847,8 +1351,18 @@
           <w:numId w:val="1"/>
         </w:numPr>
       </w:pPr>
-      <w:r>
-        <w:t>readNonEmptyString()</w:t>
+      <w:proofErr w:type="spellStart"/>
+      <w:proofErr w:type="gramStart"/>
+      <w:r>
+        <w:t>readNonEmptyString</w:t>
+      </w:r>
+      <w:proofErr w:type="spellEnd"/>
+      <w:r>
+        <w:t>(</w:t>
+      </w:r>
+      <w:proofErr w:type="gramEnd"/>
+      <w:r>
+        <w:t>)</w:t>
       </w:r>
     </w:p>
     <w:p>
@@ -881,20 +1395,51 @@
           <w:numId w:val="1"/>
         </w:numPr>
       </w:pPr>
-      <w:r>
-        <w:t>inventory.increaseStock(articleID, amount);</w:t>
-      </w:r>
-    </w:p>
-    <w:p>
-      <w:pPr>
-        <w:pStyle w:val="Listenabsatz"/>
-        <w:numPr>
-          <w:ilvl w:val="0"/>
-          <w:numId w:val="1"/>
-        </w:numPr>
-      </w:pPr>
-      <w:r>
-        <w:t>in Inventory:</w:t>
+      <w:proofErr w:type="spellStart"/>
+      <w:proofErr w:type="gramStart"/>
+      <w:r>
+        <w:t>inventory.increaseStock</w:t>
+      </w:r>
+      <w:proofErr w:type="spellEnd"/>
+      <w:proofErr w:type="gramEnd"/>
+      <w:r>
+        <w:t>(</w:t>
+      </w:r>
+      <w:proofErr w:type="spellStart"/>
+      <w:r>
+        <w:t>articleID</w:t>
+      </w:r>
+      <w:proofErr w:type="spellEnd"/>
+      <w:r>
+        <w:t xml:space="preserve">, </w:t>
+      </w:r>
+      <w:proofErr w:type="spellStart"/>
+      <w:r>
+        <w:t>amount</w:t>
+      </w:r>
+      <w:proofErr w:type="spellEnd"/>
+      <w:r>
+        <w:t>);</w:t>
+      </w:r>
+    </w:p>
+    <w:p>
+      <w:pPr>
+        <w:pStyle w:val="Listenabsatz"/>
+        <w:numPr>
+          <w:ilvl w:val="0"/>
+          <w:numId w:val="1"/>
+        </w:numPr>
+      </w:pPr>
+      <w:r>
+        <w:t xml:space="preserve">in </w:t>
+      </w:r>
+      <w:proofErr w:type="spellStart"/>
+      <w:r>
+        <w:t>Inventory</w:t>
+      </w:r>
+      <w:proofErr w:type="spellEnd"/>
+      <w:r>
+        <w:t>:</w:t>
       </w:r>
     </w:p>
     <w:p>
@@ -905,20 +1450,54 @@
           <w:numId w:val="1"/>
         </w:numPr>
       </w:pPr>
-      <w:r>
-        <w:t>Article article = getArticleByNumber(articleID);</w:t>
-      </w:r>
-    </w:p>
-    <w:p>
-      <w:pPr>
-        <w:pStyle w:val="Listenabsatz"/>
-        <w:numPr>
-          <w:ilvl w:val="0"/>
-          <w:numId w:val="1"/>
-        </w:numPr>
-      </w:pPr>
-      <w:r>
-        <w:t>Article:</w:t>
+      <w:proofErr w:type="spellStart"/>
+      <w:r>
+        <w:t>Article</w:t>
+      </w:r>
+      <w:proofErr w:type="spellEnd"/>
+      <w:r>
+        <w:t xml:space="preserve"> </w:t>
+      </w:r>
+      <w:proofErr w:type="spellStart"/>
+      <w:r>
+        <w:t>article</w:t>
+      </w:r>
+      <w:proofErr w:type="spellEnd"/>
+      <w:r>
+        <w:t xml:space="preserve"> = </w:t>
+      </w:r>
+      <w:proofErr w:type="spellStart"/>
+      <w:r>
+        <w:t>getArticleByNumber</w:t>
+      </w:r>
+      <w:proofErr w:type="spellEnd"/>
+      <w:r>
+        <w:t>(</w:t>
+      </w:r>
+      <w:proofErr w:type="spellStart"/>
+      <w:r>
+        <w:t>articleID</w:t>
+      </w:r>
+      <w:proofErr w:type="spellEnd"/>
+      <w:r>
+        <w:t>);</w:t>
+      </w:r>
+    </w:p>
+    <w:p>
+      <w:pPr>
+        <w:pStyle w:val="Listenabsatz"/>
+        <w:numPr>
+          <w:ilvl w:val="0"/>
+          <w:numId w:val="1"/>
+        </w:numPr>
+      </w:pPr>
+      <w:proofErr w:type="spellStart"/>
+      <w:r>
+        <w:t>Article</w:t>
+      </w:r>
+      <w:proofErr w:type="spellEnd"/>
+      <w:r>
+        <w:t>:</w:t>
       </w:r>
     </w:p>
     <w:p>
@@ -929,11 +1508,24 @@
           <w:numId w:val="1"/>
         </w:numPr>
       </w:pPr>
+      <w:proofErr w:type="spellStart"/>
       <w:r>
         <w:t>This.</w:t>
       </w:r>
       <w:r>
-        <w:t>stock += amount;</w:t>
+        <w:t>stock</w:t>
+      </w:r>
+      <w:proofErr w:type="spellEnd"/>
+      <w:r>
+        <w:t xml:space="preserve"> += </w:t>
+      </w:r>
+      <w:proofErr w:type="spellStart"/>
+      <w:r>
+        <w:t>amount</w:t>
+      </w:r>
+      <w:proofErr w:type="spellEnd"/>
+      <w:r>
+        <w:t>;</w:t>
       </w:r>
     </w:p>
     <w:p>
@@ -967,19 +1559,80 @@
         </w:numPr>
       </w:pPr>
       <w:r>
-        <w:t>Ordnerstruktur angepasst: src/main/java, src/test/java</w:t>
-      </w:r>
-    </w:p>
-    <w:p>
-      <w:pPr>
-        <w:pStyle w:val="Listenabsatz"/>
-        <w:numPr>
-          <w:ilvl w:val="0"/>
-          <w:numId w:val="1"/>
-        </w:numPr>
-      </w:pPr>
-      <w:r>
-        <w:t>Erstellung von ArticleTest und pom.xml um Test mit JUnit auszuführen</w:t>
+        <w:t xml:space="preserve">Ordnerstruktur angepasst: </w:t>
+      </w:r>
+      <w:proofErr w:type="spellStart"/>
+      <w:r>
+        <w:t>src</w:t>
+      </w:r>
+      <w:proofErr w:type="spellEnd"/>
+      <w:r>
+        <w:t>/</w:t>
+      </w:r>
+      <w:proofErr w:type="spellStart"/>
+      <w:r>
+        <w:t>main</w:t>
+      </w:r>
+      <w:proofErr w:type="spellEnd"/>
+      <w:r>
+        <w:t>/</w:t>
+      </w:r>
+      <w:proofErr w:type="spellStart"/>
+      <w:r>
+        <w:t>java</w:t>
+      </w:r>
+      <w:proofErr w:type="spellEnd"/>
+      <w:r>
+        <w:t xml:space="preserve">, </w:t>
+      </w:r>
+      <w:proofErr w:type="spellStart"/>
+      <w:r>
+        <w:t>src</w:t>
+      </w:r>
+      <w:proofErr w:type="spellEnd"/>
+      <w:r>
+        <w:t>/</w:t>
+      </w:r>
+      <w:proofErr w:type="spellStart"/>
+      <w:r>
+        <w:t>test</w:t>
+      </w:r>
+      <w:proofErr w:type="spellEnd"/>
+      <w:r>
+        <w:t>/</w:t>
+      </w:r>
+      <w:proofErr w:type="spellStart"/>
+      <w:r>
+        <w:t>java</w:t>
+      </w:r>
+      <w:proofErr w:type="spellEnd"/>
+    </w:p>
+    <w:p>
+      <w:pPr>
+        <w:pStyle w:val="Listenabsatz"/>
+        <w:numPr>
+          <w:ilvl w:val="0"/>
+          <w:numId w:val="1"/>
+        </w:numPr>
+      </w:pPr>
+      <w:r>
+        <w:t xml:space="preserve">Erstellung von </w:t>
+      </w:r>
+      <w:proofErr w:type="spellStart"/>
+      <w:r>
+        <w:t>ArticleTest</w:t>
+      </w:r>
+      <w:proofErr w:type="spellEnd"/>
+      <w:r>
+        <w:t xml:space="preserve"> und pom.xml um Test mit </w:t>
+      </w:r>
+      <w:proofErr w:type="spellStart"/>
+      <w:r>
+        <w:t>JUnit</w:t>
+      </w:r>
+      <w:proofErr w:type="spellEnd"/>
+      <w:r>
+        <w:t xml:space="preserve"> auszuführen</w:t>
       </w:r>
     </w:p>
     <w:p>
@@ -1018,8 +1671,29 @@
         </w:numPr>
       </w:pPr>
       <w:r>
-        <w:t>Objektorientierung mit Klassen wie Article, Inventory, StockMovement</w:t>
-      </w:r>
+        <w:t>Objektorientierung mit Klassen wie </w:t>
+      </w:r>
+      <w:proofErr w:type="spellStart"/>
+      <w:r>
+        <w:t>Article</w:t>
+      </w:r>
+      <w:proofErr w:type="spellEnd"/>
+      <w:r>
+        <w:t>, </w:t>
+      </w:r>
+      <w:proofErr w:type="spellStart"/>
+      <w:r>
+        <w:t>Inventory</w:t>
+      </w:r>
+      <w:proofErr w:type="spellEnd"/>
+      <w:r>
+        <w:t>, </w:t>
+      </w:r>
+      <w:proofErr w:type="spellStart"/>
+      <w:r>
+        <w:t>StockMovement</w:t>
+      </w:r>
+      <w:proofErr w:type="spellEnd"/>
     </w:p>
     <w:p>
       <w:pPr>
@@ -1067,7 +1741,15 @@
       </w:pPr>
       <w:r>
         <w:lastRenderedPageBreak/>
-        <w:t>Unit-Tests mit JUnit 5 und Maven</w:t>
+        <w:t xml:space="preserve">Unit-Tests mit </w:t>
+      </w:r>
+      <w:proofErr w:type="spellStart"/>
+      <w:r>
+        <w:t>JUnit</w:t>
+      </w:r>
+      <w:proofErr w:type="spellEnd"/>
+      <w:r>
+        <w:t xml:space="preserve"> 5 und Maven</w:t>
       </w:r>
     </w:p>
     <w:p/>
@@ -1255,31 +1937,94 @@
         </w:numPr>
       </w:pPr>
       <w:r>
-        <w:t>Artikel, Bewegungen, Inventory inkl. Statistik + Tests jetzt sauber durchkompiliert und getestet</w:t>
-      </w:r>
-    </w:p>
-    <w:p>
-      <w:pPr>
-        <w:pStyle w:val="Listenabsatz"/>
-        <w:numPr>
-          <w:ilvl w:val="0"/>
-          <w:numId w:val="1"/>
-        </w:numPr>
-      </w:pPr>
-      <w:r>
-        <w:t>Nutzerrelevante Auswertung, klar gekapselte Logik in Inventory und automatische Absicherung mit JUnit-Tests auf die Statistikfunktionen</w:t>
-      </w:r>
-    </w:p>
-    <w:p>
-      <w:pPr>
-        <w:pStyle w:val="Listenabsatz"/>
-        <w:numPr>
-          <w:ilvl w:val="0"/>
-          <w:numId w:val="1"/>
-        </w:numPr>
-      </w:pPr>
-      <w:r>
-        <w:t>Methoden: getArticleCount(), getTotalStock() und getLowStockCount()</w:t>
+        <w:t xml:space="preserve">Artikel, Bewegungen, </w:t>
+      </w:r>
+      <w:proofErr w:type="spellStart"/>
+      <w:r>
+        <w:t>Inventory</w:t>
+      </w:r>
+      <w:proofErr w:type="spellEnd"/>
+      <w:r>
+        <w:t xml:space="preserve"> inkl. Statistik + Tests jetzt sauber durchkompiliert und getestet</w:t>
+      </w:r>
+    </w:p>
+    <w:p>
+      <w:pPr>
+        <w:pStyle w:val="Listenabsatz"/>
+        <w:numPr>
+          <w:ilvl w:val="0"/>
+          <w:numId w:val="1"/>
+        </w:numPr>
+      </w:pPr>
+      <w:r>
+        <w:t xml:space="preserve">Nutzerrelevante Auswertung, klar gekapselte Logik in </w:t>
+      </w:r>
+      <w:proofErr w:type="spellStart"/>
+      <w:r>
+        <w:t>Inventory</w:t>
+      </w:r>
+      <w:proofErr w:type="spellEnd"/>
+      <w:r>
+        <w:t xml:space="preserve"> und automatische Absicherung mit </w:t>
+      </w:r>
+      <w:proofErr w:type="spellStart"/>
+      <w:r>
+        <w:t>JUnit</w:t>
+      </w:r>
+      <w:proofErr w:type="spellEnd"/>
+      <w:r>
+        <w:t>-Tests auf die Statistikfunktionen</w:t>
+      </w:r>
+    </w:p>
+    <w:p>
+      <w:pPr>
+        <w:pStyle w:val="Listenabsatz"/>
+        <w:numPr>
+          <w:ilvl w:val="0"/>
+          <w:numId w:val="1"/>
+        </w:numPr>
+      </w:pPr>
+      <w:r>
+        <w:t xml:space="preserve">Methoden: </w:t>
+      </w:r>
+      <w:proofErr w:type="spellStart"/>
+      <w:proofErr w:type="gramStart"/>
+      <w:r>
+        <w:t>getArticleCount</w:t>
+      </w:r>
+      <w:proofErr w:type="spellEnd"/>
+      <w:r>
+        <w:t>(</w:t>
+      </w:r>
+      <w:proofErr w:type="gramEnd"/>
+      <w:r>
+        <w:t xml:space="preserve">), </w:t>
+      </w:r>
+      <w:proofErr w:type="spellStart"/>
+      <w:proofErr w:type="gramStart"/>
+      <w:r>
+        <w:t>getTotalStock</w:t>
+      </w:r>
+      <w:proofErr w:type="spellEnd"/>
+      <w:r>
+        <w:t>(</w:t>
+      </w:r>
+      <w:proofErr w:type="gramEnd"/>
+      <w:r>
+        <w:t xml:space="preserve">) und </w:t>
+      </w:r>
+      <w:proofErr w:type="spellStart"/>
+      <w:proofErr w:type="gramStart"/>
+      <w:r>
+        <w:t>getLowStockCount</w:t>
+      </w:r>
+      <w:proofErr w:type="spellEnd"/>
+      <w:r>
+        <w:t>(</w:t>
+      </w:r>
+      <w:proofErr w:type="gramEnd"/>
+      <w:r>
+        <w:t>)</w:t>
       </w:r>
     </w:p>
     <w:p>
@@ -1357,7 +2102,15 @@
         </w:numPr>
       </w:pPr>
       <w:r>
-        <w:t>Polymorphie: Einführung von PokemonCard:</w:t>
+        <w:t xml:space="preserve">Polymorphie: Einführung von </w:t>
+      </w:r>
+      <w:proofErr w:type="spellStart"/>
+      <w:r>
+        <w:t>PokemonCard</w:t>
+      </w:r>
+      <w:proofErr w:type="spellEnd"/>
+      <w:r>
+        <w:t>:</w:t>
       </w:r>
     </w:p>
     <w:p>
@@ -1368,8 +2121,29 @@
           <w:numId w:val="1"/>
         </w:numPr>
       </w:pPr>
-      <w:r>
-        <w:t>PokemonCard extends Article nicht gut</w:t>
+      <w:proofErr w:type="spellStart"/>
+      <w:r>
+        <w:t>PokemonCard</w:t>
+      </w:r>
+      <w:proofErr w:type="spellEnd"/>
+      <w:r>
+        <w:t xml:space="preserve"> </w:t>
+      </w:r>
+      <w:proofErr w:type="spellStart"/>
+      <w:r>
+        <w:t>extends</w:t>
+      </w:r>
+      <w:proofErr w:type="spellEnd"/>
+      <w:r>
+        <w:t xml:space="preserve"> </w:t>
+      </w:r>
+      <w:proofErr w:type="spellStart"/>
+      <w:r>
+        <w:t>Article</w:t>
+      </w:r>
+      <w:proofErr w:type="spellEnd"/>
+      <w:r>
+        <w:t xml:space="preserve"> nicht gut</w:t>
       </w:r>
     </w:p>
     <w:p>
@@ -1381,7 +2155,15 @@
         </w:numPr>
       </w:pPr>
       <w:r>
-        <w:t>Felder wie minimumStock sinnlos-&gt; Basisklasse zu speziell geschnitten</w:t>
+        <w:t xml:space="preserve">Felder wie </w:t>
+      </w:r>
+      <w:proofErr w:type="spellStart"/>
+      <w:r>
+        <w:t>minimumStock</w:t>
+      </w:r>
+      <w:proofErr w:type="spellEnd"/>
+      <w:r>
+        <w:t xml:space="preserve"> sinnlos-&gt; Basisklasse zu speziell geschnitten</w:t>
       </w:r>
     </w:p>
     <w:p>
@@ -1393,8 +2175,13 @@
         </w:numPr>
       </w:pPr>
       <w:r>
-        <w:t>-&gt; Abstrakte Oberklasse BaseArticle</w:t>
-      </w:r>
+        <w:t xml:space="preserve">-&gt; Abstrakte Oberklasse </w:t>
+      </w:r>
+      <w:proofErr w:type="spellStart"/>
+      <w:r>
+        <w:t>BaseArticle</w:t>
+      </w:r>
+      <w:proofErr w:type="spellEnd"/>
     </w:p>
     <w:p>
       <w:pPr>
@@ -1405,7 +2192,31 @@
         </w:numPr>
       </w:pPr>
       <w:r>
-        <w:t>-&gt; Gemeinsame Felder: name, id, price, stock</w:t>
+        <w:t xml:space="preserve">-&gt; Gemeinsame Felder: </w:t>
+      </w:r>
+      <w:proofErr w:type="spellStart"/>
+      <w:r>
+        <w:t>name</w:t>
+      </w:r>
+      <w:proofErr w:type="spellEnd"/>
+      <w:r>
+        <w:t xml:space="preserve">, </w:t>
+      </w:r>
+      <w:proofErr w:type="spellStart"/>
+      <w:r>
+        <w:t>id</w:t>
+      </w:r>
+      <w:proofErr w:type="spellEnd"/>
+      <w:r>
+        <w:t xml:space="preserve">, </w:t>
+      </w:r>
+      <w:proofErr w:type="spellStart"/>
+      <w:r>
+        <w:t>price</w:t>
+      </w:r>
+      <w:proofErr w:type="spellEnd"/>
+      <w:r>
+        <w:t>, stock</w:t>
       </w:r>
     </w:p>
     <w:p>
@@ -1417,7 +2228,33 @@
         </w:numPr>
       </w:pPr>
       <w:r>
-        <w:t>-&gt; Gemeinsame Methoden: Getter, increaseStock(), decreaseStock()</w:t>
+        <w:t xml:space="preserve">-&gt; Gemeinsame Methoden: Getter, </w:t>
+      </w:r>
+      <w:proofErr w:type="spellStart"/>
+      <w:proofErr w:type="gramStart"/>
+      <w:r>
+        <w:t>increaseStock</w:t>
+      </w:r>
+      <w:proofErr w:type="spellEnd"/>
+      <w:r>
+        <w:t>(</w:t>
+      </w:r>
+      <w:proofErr w:type="gramEnd"/>
+      <w:r>
+        <w:t xml:space="preserve">), </w:t>
+      </w:r>
+      <w:proofErr w:type="spellStart"/>
+      <w:proofErr w:type="gramStart"/>
+      <w:r>
+        <w:t>decreaseStock</w:t>
+      </w:r>
+      <w:proofErr w:type="spellEnd"/>
+      <w:r>
+        <w:t>(</w:t>
+      </w:r>
+      <w:proofErr w:type="gramEnd"/>
+      <w:r>
+        <w:t>)</w:t>
       </w:r>
     </w:p>
     <w:p>
@@ -1441,7 +2278,15 @@
         </w:numPr>
       </w:pPr>
       <w:r>
-        <w:t>-&gt; Anpassung der JUnit Test</w:t>
+        <w:t xml:space="preserve">-&gt; Anpassung der </w:t>
+      </w:r>
+      <w:proofErr w:type="spellStart"/>
+      <w:r>
+        <w:t>JUnit</w:t>
+      </w:r>
+      <w:proofErr w:type="spellEnd"/>
+      <w:r>
+        <w:t xml:space="preserve"> Test</w:t>
       </w:r>
     </w:p>
     <w:p>
@@ -1464,21 +2309,49 @@
           <w:numId w:val="1"/>
         </w:numPr>
       </w:pPr>
-      <w:r>
-        <w:t>Enums für HoloType und CardCondition</w:t>
-      </w:r>
-    </w:p>
-    <w:p>
-      <w:pPr>
-        <w:pStyle w:val="Listenabsatz"/>
-        <w:numPr>
-          <w:ilvl w:val="0"/>
-          <w:numId w:val="1"/>
-        </w:numPr>
-      </w:pPr>
-      <w:r>
-        <w:t>Polymophes Inventory</w:t>
-      </w:r>
+      <w:proofErr w:type="spellStart"/>
+      <w:r>
+        <w:t>Enums</w:t>
+      </w:r>
+      <w:proofErr w:type="spellEnd"/>
+      <w:r>
+        <w:t xml:space="preserve"> für </w:t>
+      </w:r>
+      <w:proofErr w:type="spellStart"/>
+      <w:r>
+        <w:t>HoloType</w:t>
+      </w:r>
+      <w:proofErr w:type="spellEnd"/>
+      <w:r>
+        <w:t xml:space="preserve"> und </w:t>
+      </w:r>
+      <w:proofErr w:type="spellStart"/>
+      <w:r>
+        <w:t>CardCondition</w:t>
+      </w:r>
+      <w:proofErr w:type="spellEnd"/>
+    </w:p>
+    <w:p>
+      <w:pPr>
+        <w:pStyle w:val="Listenabsatz"/>
+        <w:numPr>
+          <w:ilvl w:val="0"/>
+          <w:numId w:val="1"/>
+        </w:numPr>
+      </w:pPr>
+      <w:proofErr w:type="spellStart"/>
+      <w:r>
+        <w:t>Polymophes</w:t>
+      </w:r>
+      <w:proofErr w:type="spellEnd"/>
+      <w:r>
+        <w:t xml:space="preserve"> </w:t>
+      </w:r>
+      <w:proofErr w:type="spellStart"/>
+      <w:r>
+        <w:t>Inventory</w:t>
+      </w:r>
+      <w:proofErr w:type="spellEnd"/>
     </w:p>
     <w:p>
       <w:pPr>
@@ -1848,15 +2721,25 @@
           </w:tcPr>
           <w:p>
             <w:r>
-              <w:t xml:space="preserve">Sauberer Übergang von Konsole zu Backend </w:t>
+              <w:t xml:space="preserve">Sauberer Übergang von Konsole zu </w:t>
+            </w:r>
+            <w:proofErr w:type="gramStart"/>
+            <w:r>
+              <w:t>Backend</w:t>
+            </w:r>
+            <w:proofErr w:type="gramEnd"/>
+            <w:r>
+              <w:t xml:space="preserve"> </w:t>
             </w:r>
             <w:hyperlink r:id="rId7" w:tgtFrame="_blank" w:history="1">
+              <w:proofErr w:type="spellStart"/>
               <w:r>
                 <w:rPr>
                   <w:rStyle w:val="Hyperlink"/>
                 </w:rPr>
                 <w:t>baeldung</w:t>
               </w:r>
+              <w:proofErr w:type="spellEnd"/>
             </w:hyperlink>
           </w:p>
         </w:tc>
@@ -1937,6 +2820,536 @@
       </w:tr>
     </w:tbl>
     <w:p/>
+    <w:p/>
+    <w:p>
+      <w:r>
+        <w:t>Version 13:</w:t>
+      </w:r>
+    </w:p>
+    <w:p>
+      <w:pPr>
+        <w:pStyle w:val="Listenabsatz"/>
+        <w:numPr>
+          <w:ilvl w:val="0"/>
+          <w:numId w:val="1"/>
+        </w:numPr>
+      </w:pPr>
+      <w:r>
+        <w:t>Tabelle mit folgenden Spalten:</w:t>
+      </w:r>
+    </w:p>
+    <w:p>
+      <w:pPr>
+        <w:pStyle w:val="Listenabsatz"/>
+        <w:numPr>
+          <w:ilvl w:val="1"/>
+          <w:numId w:val="1"/>
+        </w:numPr>
+      </w:pPr>
+      <w:proofErr w:type="spellStart"/>
+      <w:r>
+        <w:t>article_id</w:t>
+      </w:r>
+      <w:proofErr w:type="spellEnd"/>
+    </w:p>
+    <w:p>
+      <w:pPr>
+        <w:pStyle w:val="Listenabsatz"/>
+        <w:numPr>
+          <w:ilvl w:val="1"/>
+          <w:numId w:val="1"/>
+        </w:numPr>
+      </w:pPr>
+      <w:proofErr w:type="spellStart"/>
+      <w:r>
+        <w:t>article_name</w:t>
+      </w:r>
+      <w:proofErr w:type="spellEnd"/>
+    </w:p>
+    <w:p>
+      <w:pPr>
+        <w:pStyle w:val="Listenabsatz"/>
+        <w:numPr>
+          <w:ilvl w:val="1"/>
+          <w:numId w:val="1"/>
+        </w:numPr>
+      </w:pPr>
+      <w:proofErr w:type="spellStart"/>
+      <w:r>
+        <w:t>article_price</w:t>
+      </w:r>
+      <w:proofErr w:type="spellEnd"/>
+    </w:p>
+    <w:p>
+      <w:pPr>
+        <w:pStyle w:val="Listenabsatz"/>
+        <w:numPr>
+          <w:ilvl w:val="1"/>
+          <w:numId w:val="1"/>
+        </w:numPr>
+      </w:pPr>
+      <w:r>
+        <w:t>stock</w:t>
+      </w:r>
+    </w:p>
+    <w:p>
+      <w:pPr>
+        <w:pStyle w:val="Listenabsatz"/>
+        <w:numPr>
+          <w:ilvl w:val="1"/>
+          <w:numId w:val="1"/>
+        </w:numPr>
+      </w:pPr>
+      <w:proofErr w:type="spellStart"/>
+      <w:r>
+        <w:t>set_name</w:t>
+      </w:r>
+      <w:proofErr w:type="spellEnd"/>
+    </w:p>
+    <w:p>
+      <w:pPr>
+        <w:pStyle w:val="Listenabsatz"/>
+        <w:numPr>
+          <w:ilvl w:val="1"/>
+          <w:numId w:val="1"/>
+        </w:numPr>
+      </w:pPr>
+      <w:proofErr w:type="spellStart"/>
+      <w:r>
+        <w:lastRenderedPageBreak/>
+        <w:t>release_year</w:t>
+      </w:r>
+      <w:proofErr w:type="spellEnd"/>
+    </w:p>
+    <w:p>
+      <w:pPr>
+        <w:pStyle w:val="Listenabsatz"/>
+        <w:numPr>
+          <w:ilvl w:val="1"/>
+          <w:numId w:val="1"/>
+        </w:numPr>
+      </w:pPr>
+      <w:proofErr w:type="spellStart"/>
+      <w:r>
+        <w:t>condition</w:t>
+      </w:r>
+      <w:proofErr w:type="spellEnd"/>
+    </w:p>
+    <w:p>
+      <w:pPr>
+        <w:pStyle w:val="Listenabsatz"/>
+        <w:numPr>
+          <w:ilvl w:val="1"/>
+          <w:numId w:val="1"/>
+        </w:numPr>
+      </w:pPr>
+      <w:proofErr w:type="spellStart"/>
+      <w:r>
+        <w:t>holo_type</w:t>
+      </w:r>
+      <w:proofErr w:type="spellEnd"/>
+    </w:p>
+    <w:p>
+      <w:pPr>
+        <w:pStyle w:val="Listenabsatz"/>
+        <w:numPr>
+          <w:ilvl w:val="1"/>
+          <w:numId w:val="1"/>
+        </w:numPr>
+      </w:pPr>
+      <w:proofErr w:type="spellStart"/>
+      <w:r>
+        <w:t>language</w:t>
+      </w:r>
+      <w:proofErr w:type="spellEnd"/>
+    </w:p>
+    <w:p>
+      <w:pPr>
+        <w:pStyle w:val="Listenabsatz"/>
+        <w:numPr>
+          <w:ilvl w:val="1"/>
+          <w:numId w:val="1"/>
+        </w:numPr>
+      </w:pPr>
+      <w:proofErr w:type="spellStart"/>
+      <w:r>
+        <w:t>first_edition</w:t>
+      </w:r>
+      <w:proofErr w:type="spellEnd"/>
+    </w:p>
+    <w:p>
+      <w:pPr>
+        <w:pStyle w:val="Listenabsatz"/>
+        <w:numPr>
+          <w:ilvl w:val="0"/>
+          <w:numId w:val="1"/>
+        </w:numPr>
+      </w:pPr>
+      <w:r>
+        <w:t xml:space="preserve">SQLite-JDBC </w:t>
+      </w:r>
+      <w:proofErr w:type="spellStart"/>
+      <w:r>
+        <w:t>Dependency</w:t>
+      </w:r>
+      <w:proofErr w:type="spellEnd"/>
+      <w:r>
+        <w:t xml:space="preserve"> hinzufügen, typischerweise über </w:t>
+      </w:r>
+      <w:proofErr w:type="spellStart"/>
+      <w:proofErr w:type="gramStart"/>
+      <w:r>
+        <w:t>org.xerial</w:t>
+      </w:r>
+      <w:proofErr w:type="gramEnd"/>
+      <w:r>
+        <w:t>:sqlite-jdbc</w:t>
+      </w:r>
+      <w:proofErr w:type="spellEnd"/>
+      <w:r>
+        <w:t>, damit Java die SQLite-Datei direkt öffnen kann.</w:t>
+      </w:r>
+    </w:p>
+    <w:p>
+      <w:pPr>
+        <w:pStyle w:val="Listenabsatz"/>
+        <w:numPr>
+          <w:ilvl w:val="0"/>
+          <w:numId w:val="1"/>
+        </w:numPr>
+      </w:pPr>
+      <w:r>
+        <w:t xml:space="preserve">Klasse </w:t>
+      </w:r>
+      <w:proofErr w:type="spellStart"/>
+      <w:r>
+        <w:t>DatabaseManager</w:t>
+      </w:r>
+      <w:proofErr w:type="spellEnd"/>
+      <w:r>
+        <w:t xml:space="preserve"> die:</w:t>
+      </w:r>
+    </w:p>
+    <w:p>
+      <w:pPr>
+        <w:pStyle w:val="Listenabsatz"/>
+        <w:numPr>
+          <w:ilvl w:val="1"/>
+          <w:numId w:val="1"/>
+        </w:numPr>
+      </w:pPr>
+      <w:r>
+        <w:t>Verbindung öffnet</w:t>
+      </w:r>
+    </w:p>
+    <w:p>
+      <w:pPr>
+        <w:pStyle w:val="Listenabsatz"/>
+        <w:numPr>
+          <w:ilvl w:val="1"/>
+          <w:numId w:val="1"/>
+        </w:numPr>
+      </w:pPr>
+      <w:r>
+        <w:t>Tabelle anlegt</w:t>
+      </w:r>
+    </w:p>
+    <w:p>
+      <w:pPr>
+        <w:pStyle w:val="Listenabsatz"/>
+        <w:numPr>
+          <w:ilvl w:val="1"/>
+          <w:numId w:val="1"/>
+        </w:numPr>
+      </w:pPr>
+      <w:r>
+        <w:t xml:space="preserve">Verbindung </w:t>
+      </w:r>
+      <w:proofErr w:type="gramStart"/>
+      <w:r>
+        <w:t>sauber  schließt</w:t>
+      </w:r>
+      <w:proofErr w:type="gramEnd"/>
+    </w:p>
+    <w:p>
+      <w:pPr>
+        <w:pStyle w:val="Listenabsatz"/>
+        <w:numPr>
+          <w:ilvl w:val="0"/>
+          <w:numId w:val="1"/>
+        </w:numPr>
+      </w:pPr>
+      <w:r>
+        <w:t>Methoden wie:</w:t>
+      </w:r>
+    </w:p>
+    <w:p>
+      <w:pPr>
+        <w:pStyle w:val="Listenabsatz"/>
+        <w:numPr>
+          <w:ilvl w:val="1"/>
+          <w:numId w:val="1"/>
+        </w:numPr>
+      </w:pPr>
+      <w:proofErr w:type="spellStart"/>
+      <w:proofErr w:type="gramStart"/>
+      <w:r>
+        <w:t>savePokemonCard</w:t>
+      </w:r>
+      <w:proofErr w:type="spellEnd"/>
+      <w:r>
+        <w:t>(</w:t>
+      </w:r>
+      <w:proofErr w:type="spellStart"/>
+      <w:proofErr w:type="gramEnd"/>
+      <w:r>
+        <w:t>PokemonCard</w:t>
+      </w:r>
+      <w:proofErr w:type="spellEnd"/>
+      <w:r>
+        <w:t xml:space="preserve"> </w:t>
+      </w:r>
+      <w:proofErr w:type="spellStart"/>
+      <w:r>
+        <w:t>card</w:t>
+      </w:r>
+      <w:proofErr w:type="spellEnd"/>
+      <w:r>
+        <w:t>)</w:t>
+      </w:r>
+    </w:p>
+    <w:p>
+      <w:pPr>
+        <w:pStyle w:val="Listenabsatz"/>
+        <w:numPr>
+          <w:ilvl w:val="1"/>
+          <w:numId w:val="1"/>
+        </w:numPr>
+      </w:pPr>
+      <w:proofErr w:type="spellStart"/>
+      <w:proofErr w:type="gramStart"/>
+      <w:r>
+        <w:t>getAllPokemonCards</w:t>
+      </w:r>
+      <w:proofErr w:type="spellEnd"/>
+      <w:r>
+        <w:t>(</w:t>
+      </w:r>
+      <w:proofErr w:type="gramEnd"/>
+      <w:r>
+        <w:t>)</w:t>
+      </w:r>
+    </w:p>
+    <w:p/>
+    <w:p>
+      <w:r>
+        <w:t>Version 14:</w:t>
+      </w:r>
+    </w:p>
+    <w:p>
+      <w:pPr>
+        <w:pStyle w:val="Listenabsatz"/>
+        <w:numPr>
+          <w:ilvl w:val="0"/>
+          <w:numId w:val="1"/>
+        </w:numPr>
+      </w:pPr>
+      <w:r>
+        <w:t>Main anpassen damit:</w:t>
+      </w:r>
+    </w:p>
+    <w:p>
+      <w:pPr>
+        <w:pStyle w:val="Listenabsatz"/>
+        <w:numPr>
+          <w:ilvl w:val="1"/>
+          <w:numId w:val="1"/>
+        </w:numPr>
+      </w:pPr>
+      <w:proofErr w:type="spellStart"/>
+      <w:r>
+        <w:t>DatabaseManager.initzializeDatabase</w:t>
+      </w:r>
+      <w:proofErr w:type="spellEnd"/>
+      <w:r>
+        <w:t xml:space="preserve">() beim </w:t>
+      </w:r>
+      <w:proofErr w:type="spellStart"/>
+      <w:r>
+        <w:t>start</w:t>
+      </w:r>
+      <w:proofErr w:type="spellEnd"/>
+    </w:p>
+    <w:p>
+      <w:pPr>
+        <w:pStyle w:val="Listenabsatz"/>
+        <w:numPr>
+          <w:ilvl w:val="1"/>
+          <w:numId w:val="1"/>
+        </w:numPr>
+      </w:pPr>
+      <w:r>
+        <w:t xml:space="preserve">Menüpunkt </w:t>
+      </w:r>
+      <w:proofErr w:type="spellStart"/>
+      <w:r>
+        <w:t>PokemonCards</w:t>
+      </w:r>
+      <w:proofErr w:type="spellEnd"/>
+      <w:r>
+        <w:t xml:space="preserve"> in DB speichern</w:t>
+      </w:r>
+    </w:p>
+    <w:p>
+      <w:pPr>
+        <w:pStyle w:val="Listenabsatz"/>
+        <w:numPr>
+          <w:ilvl w:val="1"/>
+          <w:numId w:val="1"/>
+        </w:numPr>
+      </w:pPr>
+      <w:r>
+        <w:t xml:space="preserve">Menüpunkt </w:t>
+      </w:r>
+      <w:proofErr w:type="spellStart"/>
+      <w:r>
+        <w:t>PokemonCards</w:t>
+      </w:r>
+      <w:proofErr w:type="spellEnd"/>
+      <w:r>
+        <w:t xml:space="preserve"> aus </w:t>
+      </w:r>
+      <w:proofErr w:type="gramStart"/>
+      <w:r>
+        <w:t>DB Laden</w:t>
+      </w:r>
+      <w:proofErr w:type="gramEnd"/>
+      <w:r>
+        <w:t>,</w:t>
+      </w:r>
+    </w:p>
+    <w:p>
+      <w:pPr>
+        <w:pStyle w:val="Listenabsatz"/>
+        <w:numPr>
+          <w:ilvl w:val="1"/>
+          <w:numId w:val="1"/>
+        </w:numPr>
+      </w:pPr>
+      <w:r>
+        <w:t>Datenbank anzeigen und Datenbank leeren</w:t>
+      </w:r>
+    </w:p>
+    <w:p/>
+    <w:p>
+      <w:r>
+        <w:t xml:space="preserve">Aktueller </w:t>
+      </w:r>
+      <w:proofErr w:type="spellStart"/>
+      <w:r>
+        <w:t>stand</w:t>
+      </w:r>
+      <w:proofErr w:type="spellEnd"/>
+      <w:r>
+        <w:t>:</w:t>
+      </w:r>
+    </w:p>
+    <w:p>
+      <w:r>
+        <w:t>-Konsolenlogik</w:t>
+      </w:r>
+    </w:p>
+    <w:p>
+      <w:r>
+        <w:t>-Datei-Persistenz</w:t>
+      </w:r>
+    </w:p>
+    <w:p>
+      <w:r>
+        <w:t>-SQLite-Anbindung</w:t>
+      </w:r>
+    </w:p>
+    <w:p>
+      <w:r>
+        <w:t>-45 Tests 0 Fehler</w:t>
+      </w:r>
+    </w:p>
+    <w:p/>
+    <w:p>
+      <w:r>
+        <w:t>Danach:</w:t>
+      </w:r>
+    </w:p>
+    <w:p>
+      <w:r>
+        <w:t>-</w:t>
+      </w:r>
+      <w:proofErr w:type="spellStart"/>
+      <w:r>
+        <w:t>PokemonCard</w:t>
+      </w:r>
+      <w:proofErr w:type="spellEnd"/>
+      <w:r>
+        <w:t xml:space="preserve"> aus DB </w:t>
+      </w:r>
+      <w:proofErr w:type="gramStart"/>
+      <w:r>
+        <w:t>nach Name</w:t>
+      </w:r>
+      <w:proofErr w:type="gramEnd"/>
+      <w:r>
+        <w:t xml:space="preserve"> laden</w:t>
+      </w:r>
+    </w:p>
+    <w:p>
+      <w:r>
+        <w:t>-</w:t>
+      </w:r>
+      <w:proofErr w:type="spellStart"/>
+      <w:r>
+        <w:t>PokemonCard</w:t>
+      </w:r>
+      <w:proofErr w:type="spellEnd"/>
+      <w:r>
+        <w:t xml:space="preserve"> in DB löschen</w:t>
+      </w:r>
+    </w:p>
+    <w:p>
+      <w:r>
+        <w:t>-</w:t>
+      </w:r>
+      <w:proofErr w:type="spellStart"/>
+      <w:r>
+        <w:t>PokemonCard</w:t>
+      </w:r>
+      <w:proofErr w:type="spellEnd"/>
+      <w:r>
+        <w:t xml:space="preserve"> in DB aktualisieren</w:t>
+      </w:r>
+    </w:p>
+    <w:p>
+      <w:r>
+        <w:t>-</w:t>
+      </w:r>
+      <w:proofErr w:type="spellStart"/>
+      <w:r>
+        <w:t>JUnit</w:t>
+      </w:r>
+      <w:proofErr w:type="spellEnd"/>
+      <w:r>
+        <w:t xml:space="preserve"> Test für </w:t>
+      </w:r>
+      <w:proofErr w:type="spellStart"/>
+      <w:r>
+        <w:t>PokemonCardRepository</w:t>
+      </w:r>
+      <w:proofErr w:type="spellEnd"/>
+    </w:p>
+    <w:p>
+      <w:r>
+        <w:t>-Spring Boot REST API</w:t>
+      </w:r>
+    </w:p>
     <w:sectPr>
       <w:pgSz w:w="11906" w:h="16838"/>
       <w:pgMar w:top="1417" w:right="1417" w:bottom="1134" w:left="1417" w:header="708" w:footer="708" w:gutter="0"/>
@@ -2112,9 +3525,9 @@
     </w:lvl>
   </w:abstractNum>
   <w:abstractNum w:abstractNumId="1" w15:restartNumberingAfterBreak="0">
-    <w:nsid w:val="7D82350D"/>
+    <w:nsid w:val="1885609F"/>
     <w:multiLevelType w:val="multilevel"/>
-    <w:tmpl w:val="092AE454"/>
+    <w:tmpl w:val="F5A6A2F6"/>
     <w:lvl w:ilvl="0">
       <w:start w:val="1"/>
       <w:numFmt w:val="bullet"/>
@@ -2260,10 +3673,162 @@
       </w:rPr>
     </w:lvl>
   </w:abstractNum>
+  <w:abstractNum w:abstractNumId="2" w15:restartNumberingAfterBreak="0">
+    <w:nsid w:val="7D82350D"/>
+    <w:multiLevelType w:val="multilevel"/>
+    <w:tmpl w:val="092AE454"/>
+    <w:lvl w:ilvl="0">
+      <w:start w:val="1"/>
+      <w:numFmt w:val="bullet"/>
+      <w:lvlText w:val=""/>
+      <w:lvlJc w:val="left"/>
+      <w:pPr>
+        <w:tabs>
+          <w:tab w:val="num" w:pos="720"/>
+        </w:tabs>
+        <w:ind w:left="720" w:hanging="360"/>
+      </w:pPr>
+      <w:rPr>
+        <w:rFonts w:ascii="Symbol" w:hAnsi="Symbol" w:hint="default"/>
+        <w:sz w:val="20"/>
+      </w:rPr>
+    </w:lvl>
+    <w:lvl w:ilvl="1" w:tentative="1">
+      <w:start w:val="1"/>
+      <w:numFmt w:val="bullet"/>
+      <w:lvlText w:val=""/>
+      <w:lvlJc w:val="left"/>
+      <w:pPr>
+        <w:tabs>
+          <w:tab w:val="num" w:pos="1440"/>
+        </w:tabs>
+        <w:ind w:left="1440" w:hanging="360"/>
+      </w:pPr>
+      <w:rPr>
+        <w:rFonts w:ascii="Symbol" w:hAnsi="Symbol" w:hint="default"/>
+        <w:sz w:val="20"/>
+      </w:rPr>
+    </w:lvl>
+    <w:lvl w:ilvl="2" w:tentative="1">
+      <w:start w:val="1"/>
+      <w:numFmt w:val="bullet"/>
+      <w:lvlText w:val=""/>
+      <w:lvlJc w:val="left"/>
+      <w:pPr>
+        <w:tabs>
+          <w:tab w:val="num" w:pos="2160"/>
+        </w:tabs>
+        <w:ind w:left="2160" w:hanging="360"/>
+      </w:pPr>
+      <w:rPr>
+        <w:rFonts w:ascii="Symbol" w:hAnsi="Symbol" w:hint="default"/>
+        <w:sz w:val="20"/>
+      </w:rPr>
+    </w:lvl>
+    <w:lvl w:ilvl="3" w:tentative="1">
+      <w:start w:val="1"/>
+      <w:numFmt w:val="bullet"/>
+      <w:lvlText w:val=""/>
+      <w:lvlJc w:val="left"/>
+      <w:pPr>
+        <w:tabs>
+          <w:tab w:val="num" w:pos="2880"/>
+        </w:tabs>
+        <w:ind w:left="2880" w:hanging="360"/>
+      </w:pPr>
+      <w:rPr>
+        <w:rFonts w:ascii="Symbol" w:hAnsi="Symbol" w:hint="default"/>
+        <w:sz w:val="20"/>
+      </w:rPr>
+    </w:lvl>
+    <w:lvl w:ilvl="4" w:tentative="1">
+      <w:start w:val="1"/>
+      <w:numFmt w:val="bullet"/>
+      <w:lvlText w:val=""/>
+      <w:lvlJc w:val="left"/>
+      <w:pPr>
+        <w:tabs>
+          <w:tab w:val="num" w:pos="3600"/>
+        </w:tabs>
+        <w:ind w:left="3600" w:hanging="360"/>
+      </w:pPr>
+      <w:rPr>
+        <w:rFonts w:ascii="Symbol" w:hAnsi="Symbol" w:hint="default"/>
+        <w:sz w:val="20"/>
+      </w:rPr>
+    </w:lvl>
+    <w:lvl w:ilvl="5" w:tentative="1">
+      <w:start w:val="1"/>
+      <w:numFmt w:val="bullet"/>
+      <w:lvlText w:val=""/>
+      <w:lvlJc w:val="left"/>
+      <w:pPr>
+        <w:tabs>
+          <w:tab w:val="num" w:pos="4320"/>
+        </w:tabs>
+        <w:ind w:left="4320" w:hanging="360"/>
+      </w:pPr>
+      <w:rPr>
+        <w:rFonts w:ascii="Symbol" w:hAnsi="Symbol" w:hint="default"/>
+        <w:sz w:val="20"/>
+      </w:rPr>
+    </w:lvl>
+    <w:lvl w:ilvl="6" w:tentative="1">
+      <w:start w:val="1"/>
+      <w:numFmt w:val="bullet"/>
+      <w:lvlText w:val=""/>
+      <w:lvlJc w:val="left"/>
+      <w:pPr>
+        <w:tabs>
+          <w:tab w:val="num" w:pos="5040"/>
+        </w:tabs>
+        <w:ind w:left="5040" w:hanging="360"/>
+      </w:pPr>
+      <w:rPr>
+        <w:rFonts w:ascii="Symbol" w:hAnsi="Symbol" w:hint="default"/>
+        <w:sz w:val="20"/>
+      </w:rPr>
+    </w:lvl>
+    <w:lvl w:ilvl="7" w:tentative="1">
+      <w:start w:val="1"/>
+      <w:numFmt w:val="bullet"/>
+      <w:lvlText w:val=""/>
+      <w:lvlJc w:val="left"/>
+      <w:pPr>
+        <w:tabs>
+          <w:tab w:val="num" w:pos="5760"/>
+        </w:tabs>
+        <w:ind w:left="5760" w:hanging="360"/>
+      </w:pPr>
+      <w:rPr>
+        <w:rFonts w:ascii="Symbol" w:hAnsi="Symbol" w:hint="default"/>
+        <w:sz w:val="20"/>
+      </w:rPr>
+    </w:lvl>
+    <w:lvl w:ilvl="8" w:tentative="1">
+      <w:start w:val="1"/>
+      <w:numFmt w:val="bullet"/>
+      <w:lvlText w:val=""/>
+      <w:lvlJc w:val="left"/>
+      <w:pPr>
+        <w:tabs>
+          <w:tab w:val="num" w:pos="6480"/>
+        </w:tabs>
+        <w:ind w:left="6480" w:hanging="360"/>
+      </w:pPr>
+      <w:rPr>
+        <w:rFonts w:ascii="Symbol" w:hAnsi="Symbol" w:hint="default"/>
+        <w:sz w:val="20"/>
+      </w:rPr>
+    </w:lvl>
+  </w:abstractNum>
   <w:num w:numId="1" w16cid:durableId="1266577748">
     <w:abstractNumId w:val="0"/>
   </w:num>
   <w:num w:numId="2" w16cid:durableId="2057268618">
+    <w:abstractNumId w:val="2"/>
+  </w:num>
+  <w:num w:numId="3" w16cid:durableId="284893023">
     <w:abstractNumId w:val="1"/>
   </w:num>
 </w:numbering>
@@ -2872,6 +4437,7 @@
   <w:style w:type="character" w:default="1" w:styleId="Absatz-Standardschriftart">
     <w:name w:val="Default Paragraph Font"/>
     <w:uiPriority w:val="1"/>
+    <w:semiHidden/>
     <w:unhideWhenUsed/>
   </w:style>
   <w:style w:type="table" w:default="1" w:styleId="NormaleTabelle">
